--- a/Business_KPI_dashboard_SOP.docx
+++ b/Business_KPI_dashboard_SOP.docx
@@ -114,6 +114,671 @@
     </w:p>
     <w:p>
       <w:pPr>
+        <w:pStyle w:val="ListParagraph"/>
+        <w:numPr>
+          <w:ilvl w:val="0"/>
+          <w:numId w:val="1"/>
+        </w:numPr>
+        <w:pBdr>
+          <w:bottom w:val="double" w:sz="6" w:space="1" w:color="auto"/>
+        </w:pBdr>
+      </w:pPr>
+    </w:p>
+    <w:p>
+      <w:proofErr w:type="spellStart"/>
+      <w:r>
+        <w:t>Ques</w:t>
+      </w:r>
+      <w:proofErr w:type="spellEnd"/>
+      <w:r>
+        <w:t xml:space="preserve">: </w:t>
+      </w:r>
+      <w:r>
+        <w:t xml:space="preserve">how to check number of records from each table when there are 100 of table inside a schema inside </w:t>
+      </w:r>
+      <w:proofErr w:type="spellStart"/>
+      <w:r>
+        <w:t>mysql</w:t>
+      </w:r>
+      <w:proofErr w:type="spellEnd"/>
+      <w:r>
+        <w:t>?</w:t>
+      </w:r>
+    </w:p>
+    <w:p/>
+    <w:p>
+      <w:r>
+        <w:t xml:space="preserve"># -- </w:t>
+      </w:r>
+      <w:r>
+        <w:t xml:space="preserve">USING </w:t>
+      </w:r>
+      <w:r>
+        <w:t>INFORMATION_SCHEMA</w:t>
+      </w:r>
+    </w:p>
+    <w:p>
+      <w:r>
+        <w:t xml:space="preserve"># -- BEST METHOD — GET RECORD COUNT OF ALL TABLES inside </w:t>
+      </w:r>
+      <w:proofErr w:type="spellStart"/>
+      <w:r>
+        <w:t>mysql</w:t>
+      </w:r>
+      <w:proofErr w:type="spellEnd"/>
+      <w:r>
+        <w:t xml:space="preserve"> for Approximate count</w:t>
+      </w:r>
+    </w:p>
+    <w:p>
+      <w:r>
+        <w:t>#SELECT</w:t>
+      </w:r>
+    </w:p>
+    <w:p>
+      <w:r>
+        <w:t xml:space="preserve">     </w:t>
+      </w:r>
+      <w:proofErr w:type="spellStart"/>
+      <w:r>
+        <w:t>table_name</w:t>
+      </w:r>
+      <w:proofErr w:type="spellEnd"/>
+      <w:r>
+        <w:t>,</w:t>
+      </w:r>
+    </w:p>
+    <w:p>
+      <w:r>
+        <w:t xml:space="preserve">     </w:t>
+      </w:r>
+      <w:proofErr w:type="spellStart"/>
+      <w:r>
+        <w:t>table_rows</w:t>
+      </w:r>
+      <w:proofErr w:type="spellEnd"/>
+    </w:p>
+    <w:p>
+      <w:r>
+        <w:t xml:space="preserve"> FROM </w:t>
+      </w:r>
+      <w:proofErr w:type="spellStart"/>
+      <w:r>
+        <w:t>information_schema.tables</w:t>
+      </w:r>
+      <w:proofErr w:type="spellEnd"/>
+    </w:p>
+    <w:p>
+      <w:r>
+        <w:t xml:space="preserve"> WHERE </w:t>
+      </w:r>
+      <w:proofErr w:type="spellStart"/>
+      <w:r>
+        <w:t>table_schema</w:t>
+      </w:r>
+      <w:proofErr w:type="spellEnd"/>
+      <w:r>
+        <w:t xml:space="preserve"> = '</w:t>
+      </w:r>
+      <w:proofErr w:type="spellStart"/>
+      <w:r>
+        <w:t>business_kpi_dashboard</w:t>
+      </w:r>
+      <w:proofErr w:type="spellEnd"/>
+      <w:r>
+        <w:t>'</w:t>
+      </w:r>
+    </w:p>
+    <w:p>
+      <w:r>
+        <w:t xml:space="preserve"> ORDER BY </w:t>
+      </w:r>
+      <w:proofErr w:type="spellStart"/>
+      <w:r>
+        <w:t>table_rows</w:t>
+      </w:r>
+      <w:proofErr w:type="spellEnd"/>
+      <w:r>
+        <w:t xml:space="preserve"> DESC;</w:t>
+      </w:r>
+    </w:p>
+    <w:p/>
+    <w:p>
+      <w:pPr>
+        <w:rPr>
+          <w:b/>
+          <w:bCs/>
+        </w:rPr>
+      </w:pPr>
+      <w:r>
+        <w:rPr>
+          <w:b/>
+          <w:bCs/>
+        </w:rPr>
+        <w:t xml:space="preserve"># </w:t>
+      </w:r>
+      <w:r>
+        <w:rPr>
+          <w:b/>
+          <w:bCs/>
+        </w:rPr>
+        <w:t>TOP 1% ACCURATE METHOD</w:t>
+      </w:r>
+    </w:p>
+    <w:p>
+      <w:r>
+        <w:t>If you want EXACT counts for all tables:</w:t>
+      </w:r>
+    </w:p>
+    <w:p>
+      <w:r>
+        <w:t>Run this dynamic SQL generator:</w:t>
+      </w:r>
+    </w:p>
+    <w:p>
+      <w:r>
+        <w:lastRenderedPageBreak/>
+        <w:t>SELECT</w:t>
+      </w:r>
+    </w:p>
+    <w:p>
+      <w:r>
+        <w:t>CONCAT(</w:t>
+      </w:r>
+    </w:p>
+    <w:p>
+      <w:r>
+        <w:t xml:space="preserve">    'SELECT ''',</w:t>
+      </w:r>
+    </w:p>
+    <w:p>
+      <w:r>
+        <w:t xml:space="preserve">    </w:t>
+      </w:r>
+      <w:proofErr w:type="spellStart"/>
+      <w:r>
+        <w:t>table_name</w:t>
+      </w:r>
+      <w:proofErr w:type="spellEnd"/>
+      <w:r>
+        <w:t>,</w:t>
+      </w:r>
+    </w:p>
+    <w:p>
+      <w:r>
+        <w:t xml:space="preserve">    ''' AS </w:t>
+      </w:r>
+      <w:proofErr w:type="spellStart"/>
+      <w:r>
+        <w:t>table_name</w:t>
+      </w:r>
+      <w:proofErr w:type="spellEnd"/>
+      <w:r>
+        <w:t xml:space="preserve">, COUNT(*) AS </w:t>
+      </w:r>
+      <w:proofErr w:type="spellStart"/>
+      <w:r>
+        <w:t>row_count</w:t>
+      </w:r>
+      <w:proofErr w:type="spellEnd"/>
+      <w:r>
+        <w:t xml:space="preserve"> FROM ',</w:t>
+      </w:r>
+    </w:p>
+    <w:p>
+      <w:r>
+        <w:t xml:space="preserve">    </w:t>
+      </w:r>
+      <w:proofErr w:type="spellStart"/>
+      <w:r>
+        <w:t>table_name</w:t>
+      </w:r>
+      <w:proofErr w:type="spellEnd"/>
+      <w:r>
+        <w:t>,</w:t>
+      </w:r>
+    </w:p>
+    <w:p>
+      <w:r>
+        <w:t xml:space="preserve">    ' UNION ALL '</w:t>
+      </w:r>
+    </w:p>
+    <w:p>
+      <w:r>
+        <w:t>)</w:t>
+      </w:r>
+    </w:p>
+    <w:p>
+      <w:r>
+        <w:t xml:space="preserve">FROM </w:t>
+      </w:r>
+      <w:proofErr w:type="spellStart"/>
+      <w:r>
+        <w:t>information_schema.tables</w:t>
+      </w:r>
+      <w:proofErr w:type="spellEnd"/>
+    </w:p>
+    <w:p>
+      <w:r>
+        <w:t xml:space="preserve">WHERE </w:t>
+      </w:r>
+      <w:proofErr w:type="spellStart"/>
+      <w:r>
+        <w:t>table_schema</w:t>
+      </w:r>
+      <w:proofErr w:type="spellEnd"/>
+      <w:r>
+        <w:t xml:space="preserve"> = '</w:t>
+      </w:r>
+      <w:proofErr w:type="spellStart"/>
+      <w:r>
+        <w:t>business_kpi_dashboard</w:t>
+      </w:r>
+      <w:proofErr w:type="spellEnd"/>
+      <w:r>
+        <w:t>';</w:t>
+      </w:r>
+    </w:p>
+    <w:p/>
+    <w:p>
+      <w:pPr>
+        <w:rPr>
+          <w:b/>
+          <w:bCs/>
+        </w:rPr>
+      </w:pPr>
+      <w:r>
+        <w:rPr>
+          <w:b/>
+          <w:bCs/>
+        </w:rPr>
+        <w:t xml:space="preserve"># </w:t>
+      </w:r>
+      <w:r>
+        <w:rPr>
+          <w:b/>
+          <w:bCs/>
+        </w:rPr>
+        <w:t>EVEN BETTER (PRODUCTION WAY)</w:t>
+      </w:r>
+    </w:p>
+    <w:p>
+      <w:r>
+        <w:t>Run this:</w:t>
+      </w:r>
+    </w:p>
+    <w:p>
+      <w:r>
+        <w:t xml:space="preserve">SET SESSION </w:t>
+      </w:r>
+      <w:proofErr w:type="spellStart"/>
+      <w:r>
+        <w:t>group_concat_max_len</w:t>
+      </w:r>
+      <w:proofErr w:type="spellEnd"/>
+      <w:r>
+        <w:t xml:space="preserve"> = 1000000;</w:t>
+      </w:r>
+      <w:r>
+        <w:br/>
+      </w:r>
+      <w:r>
+        <w:br/>
+        <w:t>SELECT GROUP_CONCAT(</w:t>
+      </w:r>
+      <w:r>
+        <w:br/>
+        <w:t xml:space="preserve">    CONCAT(</w:t>
+      </w:r>
+      <w:r>
+        <w:br/>
+        <w:t xml:space="preserve">        'SELECT ''',</w:t>
+      </w:r>
+      <w:r>
+        <w:br/>
+        <w:t xml:space="preserve">        </w:t>
+      </w:r>
+      <w:proofErr w:type="spellStart"/>
+      <w:r>
+        <w:t>table_name</w:t>
+      </w:r>
+      <w:proofErr w:type="spellEnd"/>
+      <w:r>
+        <w:t>,</w:t>
+      </w:r>
+      <w:r>
+        <w:br/>
+        <w:t xml:space="preserve">        ''' AS </w:t>
+      </w:r>
+      <w:proofErr w:type="spellStart"/>
+      <w:r>
+        <w:t>table_name</w:t>
+      </w:r>
+      <w:proofErr w:type="spellEnd"/>
+      <w:r>
+        <w:t xml:space="preserve">, COUNT(*) AS </w:t>
+      </w:r>
+      <w:proofErr w:type="spellStart"/>
+      <w:r>
+        <w:t>row_count</w:t>
+      </w:r>
+      <w:proofErr w:type="spellEnd"/>
+      <w:r>
+        <w:t xml:space="preserve"> FROM ',</w:t>
+      </w:r>
+      <w:r>
+        <w:br/>
+        <w:t xml:space="preserve">        </w:t>
+      </w:r>
+      <w:proofErr w:type="spellStart"/>
+      <w:r>
+        <w:t>table_name</w:t>
+      </w:r>
+      <w:proofErr w:type="spellEnd"/>
+      <w:r>
+        <w:br/>
+        <w:t xml:space="preserve">    )</w:t>
+      </w:r>
+      <w:r>
+        <w:br/>
+        <w:t xml:space="preserve">    SEPARATOR ' UNION ALL '</w:t>
+      </w:r>
+      <w:r>
+        <w:br/>
+        <w:t>)</w:t>
+      </w:r>
+      <w:r>
+        <w:br/>
+        <w:t>INTO @sql</w:t>
+      </w:r>
+      <w:r>
+        <w:br/>
+        <w:t xml:space="preserve">FROM </w:t>
+      </w:r>
+      <w:proofErr w:type="spellStart"/>
+      <w:r>
+        <w:t>information_schema.tables</w:t>
+      </w:r>
+      <w:proofErr w:type="spellEnd"/>
+      <w:r>
+        <w:br/>
+        <w:t xml:space="preserve">WHERE </w:t>
+      </w:r>
+      <w:proofErr w:type="spellStart"/>
+      <w:r>
+        <w:t>table_schema</w:t>
+      </w:r>
+      <w:proofErr w:type="spellEnd"/>
+      <w:r>
+        <w:t xml:space="preserve"> = '</w:t>
+      </w:r>
+      <w:proofErr w:type="spellStart"/>
+      <w:r>
+        <w:t>business_kpi_dashboard</w:t>
+      </w:r>
+      <w:proofErr w:type="spellEnd"/>
+      <w:r>
+        <w:t>';</w:t>
+      </w:r>
+      <w:r>
+        <w:br/>
+      </w:r>
+      <w:r>
+        <w:br/>
+        <w:t xml:space="preserve">PREPARE </w:t>
+      </w:r>
+      <w:proofErr w:type="spellStart"/>
+      <w:r>
+        <w:t>stmt</w:t>
+      </w:r>
+      <w:proofErr w:type="spellEnd"/>
+      <w:r>
+        <w:t xml:space="preserve"> FROM @sql;</w:t>
+      </w:r>
+      <w:r>
+        <w:br/>
+        <w:t xml:space="preserve">EXECUTE </w:t>
+      </w:r>
+      <w:proofErr w:type="spellStart"/>
+      <w:r>
+        <w:t>stmt</w:t>
+      </w:r>
+      <w:proofErr w:type="spellEnd"/>
+      <w:r>
+        <w:t>;</w:t>
+      </w:r>
+      <w:r>
+        <w:br/>
+        <w:t xml:space="preserve">DEALLOCATE PREPARE </w:t>
+      </w:r>
+      <w:proofErr w:type="spellStart"/>
+      <w:r>
+        <w:t>stmt</w:t>
+      </w:r>
+      <w:proofErr w:type="spellEnd"/>
+      <w:r>
+        <w:t>;</w:t>
+      </w:r>
+    </w:p>
+    <w:p/>
+    <w:p>
+      <w:pPr>
+        <w:rPr>
+          <w:b/>
+          <w:bCs/>
+        </w:rPr>
+      </w:pPr>
+      <w:r>
+        <w:t>#</w:t>
+      </w:r>
+      <w:r>
+        <w:rPr>
+          <w:b/>
+          <w:bCs/>
+        </w:rPr>
+        <w:t>TOP 1% BONUS QUERY</w:t>
+      </w:r>
+    </w:p>
+    <w:p>
+      <w:r>
+        <w:lastRenderedPageBreak/>
+        <w:t>Get:</w:t>
+      </w:r>
+    </w:p>
+    <w:p>
+      <w:pPr>
+        <w:numPr>
+          <w:ilvl w:val="0"/>
+          <w:numId w:val="11"/>
+        </w:numPr>
+      </w:pPr>
+      <w:r>
+        <w:t xml:space="preserve">schema size </w:t>
+      </w:r>
+    </w:p>
+    <w:p>
+      <w:pPr>
+        <w:numPr>
+          <w:ilvl w:val="0"/>
+          <w:numId w:val="11"/>
+        </w:numPr>
+      </w:pPr>
+      <w:r>
+        <w:t xml:space="preserve">total rows </w:t>
+      </w:r>
+    </w:p>
+    <w:p>
+      <w:pPr>
+        <w:numPr>
+          <w:ilvl w:val="0"/>
+          <w:numId w:val="11"/>
+        </w:numPr>
+      </w:pPr>
+      <w:r>
+        <w:t xml:space="preserve">total tables </w:t>
+      </w:r>
+    </w:p>
+    <w:p>
+      <w:r>
+        <w:t>SELECT</w:t>
+      </w:r>
+      <w:r>
+        <w:br/>
+        <w:t xml:space="preserve">    </w:t>
+      </w:r>
+      <w:proofErr w:type="spellStart"/>
+      <w:r>
+        <w:t>table_schema</w:t>
+      </w:r>
+      <w:proofErr w:type="spellEnd"/>
+      <w:r>
+        <w:t>,</w:t>
+      </w:r>
+      <w:r>
+        <w:br/>
+        <w:t xml:space="preserve">    COUNT(*) AS </w:t>
+      </w:r>
+      <w:proofErr w:type="spellStart"/>
+      <w:r>
+        <w:t>total_tables</w:t>
+      </w:r>
+      <w:proofErr w:type="spellEnd"/>
+      <w:r>
+        <w:t>,</w:t>
+      </w:r>
+      <w:r>
+        <w:br/>
+        <w:t xml:space="preserve">    SUM(</w:t>
+      </w:r>
+      <w:proofErr w:type="spellStart"/>
+      <w:r>
+        <w:t>table_rows</w:t>
+      </w:r>
+      <w:proofErr w:type="spellEnd"/>
+      <w:r>
+        <w:t xml:space="preserve">) AS </w:t>
+      </w:r>
+      <w:proofErr w:type="spellStart"/>
+      <w:r>
+        <w:t>total_rows</w:t>
+      </w:r>
+      <w:proofErr w:type="spellEnd"/>
+      <w:r>
+        <w:t>,</w:t>
+      </w:r>
+      <w:r>
+        <w:br/>
+        <w:t xml:space="preserve">    ROUND(SUM(</w:t>
+      </w:r>
+      <w:proofErr w:type="spellStart"/>
+      <w:r>
+        <w:t>data_length</w:t>
+      </w:r>
+      <w:proofErr w:type="spellEnd"/>
+      <w:r>
+        <w:t xml:space="preserve"> + </w:t>
+      </w:r>
+      <w:proofErr w:type="spellStart"/>
+      <w:r>
+        <w:t>index_length</w:t>
+      </w:r>
+      <w:proofErr w:type="spellEnd"/>
+      <w:r>
+        <w:t xml:space="preserve">)/1024/1024,2) AS </w:t>
+      </w:r>
+      <w:proofErr w:type="spellStart"/>
+      <w:r>
+        <w:t>size_mb</w:t>
+      </w:r>
+      <w:proofErr w:type="spellEnd"/>
+      <w:r>
+        <w:br/>
+        <w:t xml:space="preserve">FROM </w:t>
+      </w:r>
+      <w:proofErr w:type="spellStart"/>
+      <w:r>
+        <w:t>information_schema.tables</w:t>
+      </w:r>
+      <w:proofErr w:type="spellEnd"/>
+      <w:r>
+        <w:br/>
+        <w:t xml:space="preserve">WHERE </w:t>
+      </w:r>
+      <w:proofErr w:type="spellStart"/>
+      <w:r>
+        <w:t>table_schema</w:t>
+      </w:r>
+      <w:proofErr w:type="spellEnd"/>
+      <w:r>
+        <w:t xml:space="preserve"> = '</w:t>
+      </w:r>
+      <w:proofErr w:type="spellStart"/>
+      <w:r>
+        <w:t>business_kpi_dashboard</w:t>
+      </w:r>
+      <w:proofErr w:type="spellEnd"/>
+      <w:r>
+        <w:t>'</w:t>
+      </w:r>
+      <w:r>
+        <w:br/>
+        <w:t xml:space="preserve">GROUP BY </w:t>
+      </w:r>
+      <w:proofErr w:type="spellStart"/>
+      <w:r>
+        <w:t>table_schema</w:t>
+      </w:r>
+      <w:proofErr w:type="spellEnd"/>
+      <w:r>
+        <w:t>;</w:t>
+      </w:r>
+    </w:p>
+    <w:p>
+      <w:r>
+        <w:t>This gives:</w:t>
+      </w:r>
+    </w:p>
+    <w:p>
+      <w:pPr>
+        <w:numPr>
+          <w:ilvl w:val="0"/>
+          <w:numId w:val="12"/>
+        </w:numPr>
+      </w:pPr>
+      <w:r>
+        <w:t xml:space="preserve">warehouse health </w:t>
+      </w:r>
+    </w:p>
+    <w:p>
+      <w:pPr>
+        <w:numPr>
+          <w:ilvl w:val="0"/>
+          <w:numId w:val="12"/>
+        </w:numPr>
+      </w:pPr>
+      <w:r>
+        <w:t xml:space="preserve">storage monitoring </w:t>
+      </w:r>
+    </w:p>
+    <w:p>
+      <w:pPr>
+        <w:numPr>
+          <w:ilvl w:val="0"/>
+          <w:numId w:val="12"/>
+        </w:numPr>
+      </w:pPr>
+      <w:r>
+        <w:t xml:space="preserve">database metrics </w:t>
+      </w:r>
+    </w:p>
+    <w:p>
+      <w:r>
+        <w:t>Exactly what senior engineers monitor in production.</w:t>
+      </w:r>
+    </w:p>
+    <w:p/>
+    <w:p>
+      <w:pPr>
         <w:pBdr>
           <w:bottom w:val="double" w:sz="6" w:space="1" w:color="auto"/>
         </w:pBdr>
@@ -211,19 +876,12 @@
     </w:p>
     <w:p>
       <w:r>
-        <w:t xml:space="preserve">Right </w:t>
-      </w:r>
-      <w:proofErr w:type="gramStart"/>
-      <w:r>
-        <w:t>now</w:t>
-      </w:r>
-      <w:proofErr w:type="gramEnd"/>
-      <w:r>
-        <w:t xml:space="preserve"> your system is:</w:t>
-      </w:r>
-    </w:p>
-    <w:p>
-      <w:r>
+        <w:t>Right now your system is:</w:t>
+      </w:r>
+    </w:p>
+    <w:p>
+      <w:r>
+        <w:lastRenderedPageBreak/>
         <w:t>CSV → Python → MySQL → Power BI</w:t>
       </w:r>
     </w:p>
@@ -244,7 +902,6 @@
     </w:p>
     <w:p>
       <w:r>
-        <w:lastRenderedPageBreak/>
         <w:t>Python automatically detects file</w:t>
       </w:r>
     </w:p>
@@ -401,6 +1058,7 @@
         </w:numPr>
       </w:pPr>
       <w:r>
+        <w:lastRenderedPageBreak/>
         <w:t>helper updates dashboard</w:t>
       </w:r>
     </w:p>
@@ -439,7 +1097,6 @@
           <w:b/>
           <w:bCs/>
         </w:rPr>
-        <w:lastRenderedPageBreak/>
         <w:t>STEP 2 — FINAL PROJECT STRUCTURE</w:t>
       </w:r>
     </w:p>
@@ -612,6 +1269,7 @@
     </w:p>
     <w:p>
       <w:r>
+        <w:lastRenderedPageBreak/>
         <w:t xml:space="preserve">│   </w:t>
       </w:r>
       <w:r>
@@ -665,7 +1323,6 @@
         <w:rPr>
           <w:rFonts w:ascii="MS Gothic" w:eastAsia="MS Gothic" w:hAnsi="MS Gothic" w:cs="MS Gothic" w:hint="eastAsia"/>
         </w:rPr>
-        <w:lastRenderedPageBreak/>
         <w:t>├</w:t>
       </w:r>
       <w:r>
@@ -1009,17 +1666,8 @@
           <w:b/>
           <w:bCs/>
         </w:rPr>
-        <w:t xml:space="preserve">STEP 3 — </w:t>
-      </w:r>
-      <w:proofErr w:type="gramStart"/>
-      <w:r>
-        <w:rPr>
-          <w:b/>
-          <w:bCs/>
-        </w:rPr>
-        <w:t>CREATE .env</w:t>
-      </w:r>
-      <w:proofErr w:type="gramEnd"/>
+        <w:t>STEP 3 — CREATE .env</w:t>
+      </w:r>
     </w:p>
     <w:p>
       <w:r>
@@ -1032,11 +1680,9 @@
       </w:r>
     </w:p>
     <w:p>
-      <w:proofErr w:type="gramStart"/>
       <w:r>
         <w:t>.env</w:t>
       </w:r>
-      <w:proofErr w:type="gramEnd"/>
     </w:p>
     <w:p>
       <w:r>
@@ -1065,6 +1711,7 @@
     </w:p>
     <w:p>
       <w:r>
+        <w:lastRenderedPageBreak/>
         <w:t>MYSQL_DATABASE=</w:t>
       </w:r>
       <w:proofErr w:type="spellStart"/>
@@ -1102,7 +1749,6 @@
     </w:p>
     <w:p>
       <w:r>
-        <w:lastRenderedPageBreak/>
         <w:pict w14:anchorId="6AAE1346">
           <v:rect id="_x0000_i1033" style="width:0;height:1.5pt" o:hralign="center" o:hrstd="t" o:hr="t" fillcolor="#a0a0a0" stroked="f"/>
         </w:pict>
@@ -1557,20 +2203,11 @@
       </w:r>
       <w:proofErr w:type="spellEnd"/>
       <w:r>
-        <w:t xml:space="preserve"> </w:t>
-      </w:r>
-      <w:proofErr w:type="gramStart"/>
-      <w:r>
-        <w:t>VARCHAR(</w:t>
-      </w:r>
-      <w:proofErr w:type="gramEnd"/>
-      <w:r>
-        <w:t>50),</w:t>
-      </w:r>
-    </w:p>
-    <w:p>
-      <w:r>
-        <w:lastRenderedPageBreak/>
+        <w:t xml:space="preserve"> VARCHAR(50),</w:t>
+      </w:r>
+    </w:p>
+    <w:p>
+      <w:r>
         <w:t xml:space="preserve">    </w:t>
       </w:r>
       <w:proofErr w:type="spellStart"/>
@@ -1579,28 +2216,12 @@
       </w:r>
       <w:proofErr w:type="spellEnd"/>
       <w:r>
-        <w:t xml:space="preserve"> </w:t>
-      </w:r>
-      <w:proofErr w:type="gramStart"/>
-      <w:r>
-        <w:t>VARCHAR(</w:t>
-      </w:r>
-      <w:proofErr w:type="gramEnd"/>
-      <w:r>
-        <w:t>100),</w:t>
-      </w:r>
-    </w:p>
-    <w:p>
-      <w:r>
-        <w:t xml:space="preserve">    segment </w:t>
-      </w:r>
-      <w:proofErr w:type="gramStart"/>
-      <w:r>
-        <w:t>VARCHAR(</w:t>
-      </w:r>
-      <w:proofErr w:type="gramEnd"/>
-      <w:r>
-        <w:t>50)</w:t>
+        <w:t xml:space="preserve"> VARCHAR(100),</w:t>
+      </w:r>
+    </w:p>
+    <w:p>
+      <w:r>
+        <w:t xml:space="preserve">    segment VARCHAR(50)</w:t>
       </w:r>
     </w:p>
     <w:p>
@@ -1675,28 +2296,12 @@
       </w:r>
       <w:proofErr w:type="spellEnd"/>
       <w:r>
-        <w:t xml:space="preserve"> </w:t>
-      </w:r>
-      <w:proofErr w:type="gramStart"/>
-      <w:r>
-        <w:t>VARCHAR(</w:t>
-      </w:r>
-      <w:proofErr w:type="gramEnd"/>
-      <w:r>
-        <w:t>50),</w:t>
-      </w:r>
-    </w:p>
-    <w:p>
-      <w:r>
-        <w:t xml:space="preserve">    category </w:t>
-      </w:r>
-      <w:proofErr w:type="gramStart"/>
-      <w:r>
-        <w:t>VARCHAR(</w:t>
-      </w:r>
-      <w:proofErr w:type="gramEnd"/>
-      <w:r>
-        <w:t>50),</w:t>
+        <w:t xml:space="preserve"> VARCHAR(50),</w:t>
+      </w:r>
+    </w:p>
+    <w:p>
+      <w:r>
+        <w:t xml:space="preserve">    category VARCHAR(50),</w:t>
       </w:r>
     </w:p>
     <w:p>
@@ -1709,15 +2314,7 @@
       </w:r>
       <w:proofErr w:type="spellEnd"/>
       <w:r>
-        <w:t xml:space="preserve"> </w:t>
-      </w:r>
-      <w:proofErr w:type="gramStart"/>
-      <w:r>
-        <w:t>VARCHAR(</w:t>
-      </w:r>
-      <w:proofErr w:type="gramEnd"/>
-      <w:r>
-        <w:t>50),</w:t>
+        <w:t xml:space="preserve"> VARCHAR(50),</w:t>
       </w:r>
     </w:p>
     <w:p>
@@ -1730,15 +2327,7 @@
       </w:r>
       <w:proofErr w:type="spellEnd"/>
       <w:r>
-        <w:t xml:space="preserve"> </w:t>
-      </w:r>
-      <w:proofErr w:type="gramStart"/>
-      <w:r>
-        <w:t>VARCHAR(</w:t>
-      </w:r>
-      <w:proofErr w:type="gramEnd"/>
-      <w:r>
-        <w:t>255)</w:t>
+        <w:t xml:space="preserve"> VARCHAR(255)</w:t>
       </w:r>
     </w:p>
     <w:p>
@@ -1805,41 +2394,17 @@
     </w:p>
     <w:p>
       <w:r>
-        <w:t xml:space="preserve">    country </w:t>
-      </w:r>
-      <w:proofErr w:type="gramStart"/>
-      <w:r>
-        <w:t>VARCHAR(</w:t>
-      </w:r>
-      <w:proofErr w:type="gramEnd"/>
-      <w:r>
-        <w:t>50),</w:t>
-      </w:r>
-    </w:p>
-    <w:p>
-      <w:r>
-        <w:t xml:space="preserve">    state </w:t>
-      </w:r>
-      <w:proofErr w:type="gramStart"/>
-      <w:r>
-        <w:t>VARCHAR(</w:t>
-      </w:r>
-      <w:proofErr w:type="gramEnd"/>
-      <w:r>
-        <w:t>50),</w:t>
-      </w:r>
-    </w:p>
-    <w:p>
-      <w:r>
-        <w:t xml:space="preserve">    city </w:t>
-      </w:r>
-      <w:proofErr w:type="gramStart"/>
-      <w:r>
-        <w:t>VARCHAR(</w:t>
-      </w:r>
-      <w:proofErr w:type="gramEnd"/>
-      <w:r>
-        <w:t>50),</w:t>
+        <w:t xml:space="preserve">    country VARCHAR(50),</w:t>
+      </w:r>
+    </w:p>
+    <w:p>
+      <w:r>
+        <w:t xml:space="preserve">    state VARCHAR(50),</w:t>
+      </w:r>
+    </w:p>
+    <w:p>
+      <w:r>
+        <w:t xml:space="preserve">    city VARCHAR(50),</w:t>
       </w:r>
     </w:p>
     <w:p>
@@ -1857,15 +2422,7 @@
     </w:p>
     <w:p>
       <w:r>
-        <w:t xml:space="preserve">    region </w:t>
-      </w:r>
-      <w:proofErr w:type="gramStart"/>
-      <w:r>
-        <w:t>VARCHAR(</w:t>
-      </w:r>
-      <w:proofErr w:type="gramEnd"/>
-      <w:r>
-        <w:t>50)</w:t>
+        <w:t xml:space="preserve">    region VARCHAR(50)</w:t>
       </w:r>
     </w:p>
     <w:p>
@@ -1906,6 +2463,7 @@
     </w:p>
     <w:p>
       <w:r>
+        <w:lastRenderedPageBreak/>
         <w:t xml:space="preserve">CREATE TABLE </w:t>
       </w:r>
       <w:proofErr w:type="spellStart"/>
@@ -1950,7 +2508,6 @@
     </w:p>
     <w:p>
       <w:r>
-        <w:lastRenderedPageBreak/>
         <w:t xml:space="preserve">    </w:t>
       </w:r>
       <w:proofErr w:type="spellStart"/>
@@ -1959,15 +2516,7 @@
       </w:r>
       <w:proofErr w:type="spellEnd"/>
       <w:r>
-        <w:t xml:space="preserve"> </w:t>
-      </w:r>
-      <w:proofErr w:type="gramStart"/>
-      <w:r>
-        <w:t>VARCHAR(</w:t>
-      </w:r>
-      <w:proofErr w:type="gramEnd"/>
-      <w:r>
-        <w:t>50),</w:t>
+        <w:t xml:space="preserve"> VARCHAR(50),</w:t>
       </w:r>
     </w:p>
     <w:p/>
@@ -1981,15 +2530,7 @@
       </w:r>
       <w:proofErr w:type="spellEnd"/>
       <w:r>
-        <w:t xml:space="preserve"> </w:t>
-      </w:r>
-      <w:proofErr w:type="gramStart"/>
-      <w:r>
-        <w:t>VARCHAR(</w:t>
-      </w:r>
-      <w:proofErr w:type="gramEnd"/>
-      <w:r>
-        <w:t>50),</w:t>
+        <w:t xml:space="preserve"> VARCHAR(50),</w:t>
       </w:r>
     </w:p>
     <w:p>
@@ -2002,15 +2543,7 @@
       </w:r>
       <w:proofErr w:type="spellEnd"/>
       <w:r>
-        <w:t xml:space="preserve"> </w:t>
-      </w:r>
-      <w:proofErr w:type="gramStart"/>
-      <w:r>
-        <w:t>VARCHAR(</w:t>
-      </w:r>
-      <w:proofErr w:type="gramEnd"/>
-      <w:r>
-        <w:t>50),</w:t>
+        <w:t xml:space="preserve"> VARCHAR(50),</w:t>
       </w:r>
     </w:p>
     <w:p/>
@@ -2061,15 +2594,7 @@
       </w:r>
       <w:proofErr w:type="spellEnd"/>
       <w:r>
-        <w:t xml:space="preserve"> </w:t>
-      </w:r>
-      <w:proofErr w:type="gramStart"/>
-      <w:r>
-        <w:t>VARCHAR(</w:t>
-      </w:r>
-      <w:proofErr w:type="gramEnd"/>
-      <w:r>
-        <w:t>255)</w:t>
+        <w:t xml:space="preserve"> VARCHAR(255)</w:t>
       </w:r>
     </w:p>
     <w:p>
@@ -2207,6 +2732,7 @@
     </w:p>
     <w:p>
       <w:r>
+        <w:lastRenderedPageBreak/>
         <w:t>This remembers:</w:t>
       </w:r>
       <w:r>
@@ -2228,7 +2754,6 @@
     </w:p>
     <w:p>
       <w:r>
-        <w:lastRenderedPageBreak/>
         <w:t xml:space="preserve">CREATE TABLE </w:t>
       </w:r>
       <w:proofErr w:type="spellStart"/>
@@ -2334,15 +2859,7 @@
     </w:p>
     <w:p>
       <w:r>
-        <w:t xml:space="preserve">    </w:t>
-      </w:r>
-      <w:proofErr w:type="gramStart"/>
-      <w:r>
-        <w:t>NOW(</w:t>
-      </w:r>
-      <w:proofErr w:type="gramEnd"/>
-      <w:r>
-        <w:t>)</w:t>
+        <w:t xml:space="preserve">    NOW()</w:t>
       </w:r>
     </w:p>
     <w:p>
@@ -2429,6 +2946,7 @@
     </w:p>
     <w:p>
       <w:r>
+        <w:lastRenderedPageBreak/>
         <w:t>It records:</w:t>
       </w:r>
     </w:p>
@@ -2467,7 +2985,6 @@
     </w:p>
     <w:p>
       <w:r>
-        <w:lastRenderedPageBreak/>
         <w:t>Run:</w:t>
       </w:r>
     </w:p>
@@ -2512,15 +3029,7 @@
       </w:r>
       <w:proofErr w:type="spellEnd"/>
       <w:r>
-        <w:t xml:space="preserve"> </w:t>
-      </w:r>
-      <w:proofErr w:type="gramStart"/>
-      <w:r>
-        <w:t>VARCHAR(</w:t>
-      </w:r>
-      <w:proofErr w:type="gramEnd"/>
-      <w:r>
-        <w:t>255),</w:t>
+        <w:t xml:space="preserve"> VARCHAR(255),</w:t>
       </w:r>
     </w:p>
     <w:p>
@@ -2548,15 +3057,7 @@
     </w:p>
     <w:p>
       <w:r>
-        <w:t xml:space="preserve">    status </w:t>
-      </w:r>
-      <w:proofErr w:type="gramStart"/>
-      <w:r>
-        <w:t>VARCHAR(</w:t>
-      </w:r>
-      <w:proofErr w:type="gramEnd"/>
-      <w:r>
-        <w:t>20),</w:t>
+        <w:t xml:space="preserve">    status VARCHAR(20),</w:t>
       </w:r>
     </w:p>
     <w:p>
@@ -2674,6 +3175,7 @@
     </w:p>
     <w:p>
       <w:r>
+        <w:lastRenderedPageBreak/>
         <w:t xml:space="preserve">from </w:t>
       </w:r>
       <w:proofErr w:type="spellStart"/>
@@ -2711,57 +3213,910 @@
     </w:p>
     <w:p>
       <w:r>
+        <w:t xml:space="preserve">import </w:t>
+      </w:r>
+      <w:proofErr w:type="spellStart"/>
+      <w:r>
+        <w:t>os</w:t>
+      </w:r>
+      <w:proofErr w:type="spellEnd"/>
+    </w:p>
+    <w:p/>
+    <w:p>
+      <w:r>
+        <w:t xml:space="preserve">from </w:t>
+      </w:r>
+      <w:proofErr w:type="spellStart"/>
+      <w:r>
+        <w:t>sqlalchemy</w:t>
+      </w:r>
+      <w:proofErr w:type="spellEnd"/>
+      <w:r>
+        <w:t xml:space="preserve"> import </w:t>
+      </w:r>
+      <w:proofErr w:type="spellStart"/>
+      <w:r>
+        <w:t>create_engine</w:t>
+      </w:r>
+      <w:proofErr w:type="spellEnd"/>
+      <w:r>
+        <w:t>, text</w:t>
+      </w:r>
+    </w:p>
+    <w:p/>
+    <w:p>
+      <w:r>
+        <w:t># STEP 11 — LOAD ENV VARIABLES</w:t>
+      </w:r>
+    </w:p>
+    <w:p>
+      <w:proofErr w:type="spellStart"/>
+      <w:r>
+        <w:t>load_dotenv</w:t>
+      </w:r>
+      <w:proofErr w:type="spellEnd"/>
+      <w:r>
+        <w:t>()</w:t>
+      </w:r>
+    </w:p>
+    <w:p/>
+    <w:p>
+      <w:r>
+        <w:t xml:space="preserve">MYSQL_USER = </w:t>
+      </w:r>
+      <w:proofErr w:type="spellStart"/>
+      <w:r>
+        <w:t>os.getenv</w:t>
+      </w:r>
+      <w:proofErr w:type="spellEnd"/>
+      <w:r>
+        <w:t>("MYSQL_USER")</w:t>
+      </w:r>
+    </w:p>
+    <w:p>
+      <w:r>
+        <w:t xml:space="preserve">MYSQL_PASSWORD = </w:t>
+      </w:r>
+      <w:proofErr w:type="spellStart"/>
+      <w:r>
+        <w:t>os.getenv</w:t>
+      </w:r>
+      <w:proofErr w:type="spellEnd"/>
+      <w:r>
+        <w:t>("MYSQL_PASSWORD")</w:t>
+      </w:r>
+    </w:p>
+    <w:p>
+      <w:r>
+        <w:t xml:space="preserve">MYSQL_HOST = </w:t>
+      </w:r>
+      <w:proofErr w:type="spellStart"/>
+      <w:r>
+        <w:t>os.getenv</w:t>
+      </w:r>
+      <w:proofErr w:type="spellEnd"/>
+      <w:r>
+        <w:t>("MYSQL_HOST")</w:t>
+      </w:r>
+    </w:p>
+    <w:p>
+      <w:r>
+        <w:t xml:space="preserve">MYSQL_DATABASE = </w:t>
+      </w:r>
+      <w:proofErr w:type="spellStart"/>
+      <w:r>
+        <w:t>os.getenv</w:t>
+      </w:r>
+      <w:proofErr w:type="spellEnd"/>
+      <w:r>
+        <w:t>("MYSQL_DATABASE")</w:t>
+      </w:r>
+    </w:p>
+    <w:p/>
+    <w:p>
+      <w:r>
+        <w:t># STEP 12 — CREATE FOLDER PATHS</w:t>
+      </w:r>
+    </w:p>
+    <w:p/>
+    <w:p>
+      <w:r>
+        <w:t>BASE_DIR = Path(__file__).resolve().</w:t>
+      </w:r>
+      <w:proofErr w:type="spellStart"/>
+      <w:r>
+        <w:t>parent.parent</w:t>
+      </w:r>
+      <w:proofErr w:type="spellEnd"/>
+    </w:p>
+    <w:p/>
+    <w:p>
+      <w:r>
+        <w:t>RAW_DIR = BASE_DIR / "data" / "raw"</w:t>
+      </w:r>
+    </w:p>
+    <w:p>
+      <w:r>
+        <w:t>ARCHIVE_DIR = BASE_DIR / "data" / "archive"</w:t>
+      </w:r>
+    </w:p>
+    <w:p>
+      <w:r>
+        <w:t>FAILED_DIR = BASE_DIR / "data" / "failed"</w:t>
+      </w:r>
+    </w:p>
+    <w:p>
+      <w:r>
+        <w:t>LOG_DIR = BASE_DIR / "logs"</w:t>
+      </w:r>
+    </w:p>
+    <w:p/>
+    <w:p>
+      <w:proofErr w:type="spellStart"/>
+      <w:r>
+        <w:t>LOG_DIR.mkdir</w:t>
+      </w:r>
+      <w:proofErr w:type="spellEnd"/>
+      <w:r>
+        <w:t xml:space="preserve">(parents=True, </w:t>
+      </w:r>
+      <w:proofErr w:type="spellStart"/>
+      <w:r>
+        <w:t>exist_ok</w:t>
+      </w:r>
+      <w:proofErr w:type="spellEnd"/>
+      <w:r>
+        <w:t>=True)</w:t>
+      </w:r>
+    </w:p>
+    <w:p>
+      <w:proofErr w:type="spellStart"/>
+      <w:r>
+        <w:t>ARCHIVE_DIR.mkdir</w:t>
+      </w:r>
+      <w:proofErr w:type="spellEnd"/>
+      <w:r>
+        <w:t xml:space="preserve">(parents=True, </w:t>
+      </w:r>
+      <w:proofErr w:type="spellStart"/>
+      <w:r>
+        <w:t>exist_ok</w:t>
+      </w:r>
+      <w:proofErr w:type="spellEnd"/>
+      <w:r>
+        <w:t>=True)</w:t>
+      </w:r>
+    </w:p>
+    <w:p>
+      <w:proofErr w:type="spellStart"/>
+      <w:r>
+        <w:t>FAILED_DIR.mkdir</w:t>
+      </w:r>
+      <w:proofErr w:type="spellEnd"/>
+      <w:r>
+        <w:t xml:space="preserve">(parents=True, </w:t>
+      </w:r>
+      <w:proofErr w:type="spellStart"/>
+      <w:r>
+        <w:t>exist_ok</w:t>
+      </w:r>
+      <w:proofErr w:type="spellEnd"/>
+      <w:r>
+        <w:t>=True)</w:t>
+      </w:r>
+    </w:p>
+    <w:p/>
+    <w:p>
+      <w:r>
+        <w:t># WHY?</w:t>
+      </w:r>
+    </w:p>
+    <w:p>
+      <w:r>
+        <w:t># This creates folders automatically if missing.</w:t>
+      </w:r>
+    </w:p>
+    <w:p/>
+    <w:p>
+      <w:r>
+        <w:t># STEP 13 — SETUP LOGGING</w:t>
+      </w:r>
+    </w:p>
+    <w:p>
+      <w:proofErr w:type="spellStart"/>
+      <w:r>
+        <w:t>logger.add</w:t>
+      </w:r>
+      <w:proofErr w:type="spellEnd"/>
+      <w:r>
+        <w:t>(</w:t>
+      </w:r>
+    </w:p>
+    <w:p>
+      <w:r>
+        <w:t>    LOG_DIR / "etl.log",</w:t>
+      </w:r>
+    </w:p>
+    <w:p>
+      <w:r>
+        <w:t>    rotation="1 MB"</w:t>
+      </w:r>
+    </w:p>
+    <w:p>
+      <w:r>
+        <w:t>)</w:t>
+      </w:r>
+    </w:p>
+    <w:p/>
+    <w:p>
+      <w:r>
+        <w:t>logger.info("Pipeline Started")</w:t>
+      </w:r>
+    </w:p>
+    <w:p/>
+    <w:p>
+      <w:r>
+        <w:t># WHAT IS LOGGING?</w:t>
+      </w:r>
+    </w:p>
+    <w:p>
+      <w:r>
+        <w:t># Imagine CCTV camera for your pipeline.</w:t>
+      </w:r>
+    </w:p>
+    <w:p>
+      <w:r>
+        <w:t># It records everything.</w:t>
+      </w:r>
+    </w:p>
+    <w:p/>
+    <w:p>
+      <w:r>
+        <w:t># STEP 14 — CONNECT MYSQL</w:t>
+      </w:r>
+    </w:p>
+    <w:p>
+      <w:r>
+        <w:t xml:space="preserve">engine = </w:t>
+      </w:r>
+      <w:proofErr w:type="spellStart"/>
+      <w:r>
+        <w:t>create_engine</w:t>
+      </w:r>
+      <w:proofErr w:type="spellEnd"/>
+      <w:r>
+        <w:t>(</w:t>
+      </w:r>
+    </w:p>
+    <w:p>
+      <w:r>
+        <w:t>    f"mysql+pymysql://{MYSQL_USER}:{MYSQL_PASSWORD}@{MYSQL_HOST}/{MYSQL_DATABASE}"</w:t>
+      </w:r>
+    </w:p>
+    <w:p>
+      <w:r>
+        <w:t>)</w:t>
+      </w:r>
+    </w:p>
+    <w:p/>
+    <w:p>
+      <w:r>
+        <w:t># STEP 15 — DETECT FILES</w:t>
+      </w:r>
+    </w:p>
+    <w:p>
+      <w:r>
+        <w:t>files = list(</w:t>
+      </w:r>
+      <w:proofErr w:type="spellStart"/>
+      <w:r>
+        <w:t>RAW_DIR.glob</w:t>
+      </w:r>
+      <w:proofErr w:type="spellEnd"/>
+      <w:r>
+        <w:t>("*.csv"))</w:t>
+      </w:r>
+    </w:p>
+    <w:p>
+      <w:r>
+        <w:t>logger.info(</w:t>
+      </w:r>
+      <w:proofErr w:type="spellStart"/>
+      <w:r>
+        <w:t>f"Files</w:t>
+      </w:r>
+      <w:proofErr w:type="spellEnd"/>
+      <w:r>
+        <w:t xml:space="preserve"> Found: {</w:t>
+      </w:r>
+      <w:proofErr w:type="spellStart"/>
+      <w:r>
+        <w:t>len</w:t>
+      </w:r>
+      <w:proofErr w:type="spellEnd"/>
+      <w:r>
+        <w:t>(files)}")</w:t>
+      </w:r>
+    </w:p>
+    <w:p/>
+    <w:p>
+      <w:r>
+        <w:t># WHAT THIS DOES</w:t>
+      </w:r>
+    </w:p>
+    <w:p>
+      <w:r>
+        <w:t># Looks inside:</w:t>
+      </w:r>
+    </w:p>
+    <w:p>
+      <w:r>
         <w:lastRenderedPageBreak/>
-        <w:t xml:space="preserve">import </w:t>
-      </w:r>
-      <w:proofErr w:type="spellStart"/>
-      <w:r>
-        <w:t>os</w:t>
-      </w:r>
-      <w:proofErr w:type="spellEnd"/>
+        <w:t>#               data/raw</w:t>
+      </w:r>
+    </w:p>
+    <w:p>
+      <w:r>
+        <w:t># and finds CSV files automatically.</w:t>
+      </w:r>
     </w:p>
     <w:p/>
     <w:p>
       <w:r>
-        <w:t xml:space="preserve">from </w:t>
-      </w:r>
-      <w:proofErr w:type="spellStart"/>
-      <w:r>
-        <w:t>sqlalchemy</w:t>
-      </w:r>
-      <w:proofErr w:type="spellEnd"/>
-      <w:r>
-        <w:t xml:space="preserve"> import </w:t>
-      </w:r>
-      <w:proofErr w:type="spellStart"/>
-      <w:r>
-        <w:t>create_engine</w:t>
-      </w:r>
-      <w:proofErr w:type="spellEnd"/>
-      <w:r>
-        <w:t>, text</w:t>
+        <w:t># STEP 16 — READ FILE ONE BY ONE</w:t>
+      </w:r>
+    </w:p>
+    <w:p>
+      <w:r>
+        <w:t>for file in files:</w:t>
       </w:r>
     </w:p>
     <w:p/>
     <w:p>
       <w:r>
-        <w:t># STEP 11 — LOAD ENV VARIABLES</w:t>
-      </w:r>
-    </w:p>
-    <w:p>
-      <w:proofErr w:type="spellStart"/>
-      <w:r>
-        <w:t>load_</w:t>
-      </w:r>
-      <w:proofErr w:type="gramStart"/>
-      <w:r>
-        <w:t>dotenv</w:t>
+        <w:t>    try:</w:t>
+      </w:r>
+    </w:p>
+    <w:p/>
+    <w:p>
+      <w:r>
+        <w:t>        logger.info(</w:t>
+      </w:r>
+      <w:proofErr w:type="spellStart"/>
+      <w:r>
+        <w:t>f"Processing</w:t>
+      </w:r>
+      <w:proofErr w:type="spellEnd"/>
+      <w:r>
+        <w:t xml:space="preserve"> {file.name}")</w:t>
+      </w:r>
+    </w:p>
+    <w:p/>
+    <w:p>
+      <w:r>
+        <w:t xml:space="preserve">        </w:t>
+      </w:r>
+      <w:proofErr w:type="spellStart"/>
+      <w:r>
+        <w:t>df</w:t>
+      </w:r>
+      <w:proofErr w:type="spellEnd"/>
+      <w:r>
+        <w:t xml:space="preserve"> = </w:t>
+      </w:r>
+      <w:proofErr w:type="spellStart"/>
+      <w:r>
+        <w:t>pd.read_csv</w:t>
       </w:r>
       <w:proofErr w:type="spellEnd"/>
       <w:r>
         <w:t>(</w:t>
       </w:r>
-      <w:proofErr w:type="gramEnd"/>
+    </w:p>
+    <w:p>
+      <w:r>
+        <w:t>            file,</w:t>
+      </w:r>
+    </w:p>
+    <w:p>
+      <w:r>
+        <w:t>            encoding='latin1'</w:t>
+      </w:r>
+    </w:p>
+    <w:p>
+      <w:r>
+        <w:t>        )</w:t>
+      </w:r>
+    </w:p>
+    <w:p/>
+    <w:p>
+      <w:r>
+        <w:t># STEP 17 — CLEAN COLUMN NAMES</w:t>
+      </w:r>
+    </w:p>
+    <w:p/>
+    <w:p>
+      <w:r>
+        <w:t xml:space="preserve">        </w:t>
+      </w:r>
+      <w:proofErr w:type="spellStart"/>
+      <w:r>
+        <w:t>df.columns</w:t>
+      </w:r>
+      <w:proofErr w:type="spellEnd"/>
+      <w:r>
+        <w:t xml:space="preserve"> = [</w:t>
+      </w:r>
+    </w:p>
+    <w:p>
+      <w:r>
+        <w:t xml:space="preserve">            </w:t>
+      </w:r>
+      <w:proofErr w:type="spellStart"/>
+      <w:r>
+        <w:t>col.strip</w:t>
+      </w:r>
+      <w:proofErr w:type="spellEnd"/>
+      <w:r>
+        <w:t>()</w:t>
+      </w:r>
+    </w:p>
+    <w:p>
+      <w:r>
+        <w:t>            .replace(" ", "_")</w:t>
+      </w:r>
+    </w:p>
+    <w:p>
+      <w:r>
+        <w:t>            .replace("-", "_")</w:t>
+      </w:r>
+    </w:p>
+    <w:p>
+      <w:r>
+        <w:t>            .replace("/", "_")</w:t>
+      </w:r>
+    </w:p>
+    <w:p>
+      <w:r>
+        <w:t>            .lower()</w:t>
+      </w:r>
+    </w:p>
+    <w:p>
+      <w:r>
+        <w:t xml:space="preserve">            for col in </w:t>
+      </w:r>
+      <w:proofErr w:type="spellStart"/>
+      <w:r>
+        <w:t>df.columns</w:t>
+      </w:r>
+      <w:proofErr w:type="spellEnd"/>
+    </w:p>
+    <w:p>
+      <w:r>
+        <w:t>        ]</w:t>
+      </w:r>
+    </w:p>
+    <w:p>
+      <w:r>
+        <w:t># STEP 18 — FIX DATES</w:t>
+      </w:r>
+    </w:p>
+    <w:p>
+      <w:r>
+        <w:t xml:space="preserve">        </w:t>
+      </w:r>
+      <w:proofErr w:type="spellStart"/>
+      <w:r>
+        <w:t>df</w:t>
+      </w:r>
+      <w:proofErr w:type="spellEnd"/>
+      <w:r>
+        <w:t>['</w:t>
+      </w:r>
+      <w:proofErr w:type="spellStart"/>
+      <w:r>
+        <w:t>order_date</w:t>
+      </w:r>
+      <w:proofErr w:type="spellEnd"/>
+      <w:r>
+        <w:t xml:space="preserve">'] = </w:t>
+      </w:r>
+      <w:proofErr w:type="spellStart"/>
+      <w:r>
+        <w:t>pd.to_datetime</w:t>
+      </w:r>
+      <w:proofErr w:type="spellEnd"/>
+      <w:r>
+        <w:t>(</w:t>
+      </w:r>
+    </w:p>
+    <w:p>
+      <w:r>
+        <w:t xml:space="preserve">            </w:t>
+      </w:r>
+      <w:proofErr w:type="spellStart"/>
+      <w:r>
+        <w:t>df</w:t>
+      </w:r>
+      <w:proofErr w:type="spellEnd"/>
+      <w:r>
+        <w:t>['</w:t>
+      </w:r>
+      <w:proofErr w:type="spellStart"/>
+      <w:r>
+        <w:t>order_date</w:t>
+      </w:r>
+      <w:proofErr w:type="spellEnd"/>
+      <w:r>
+        <w:t>'],</w:t>
+      </w:r>
+    </w:p>
+    <w:p>
+      <w:r>
+        <w:lastRenderedPageBreak/>
+        <w:t>            errors='coerce'</w:t>
+      </w:r>
+    </w:p>
+    <w:p>
+      <w:r>
+        <w:t>        )</w:t>
+      </w:r>
+    </w:p>
+    <w:p/>
+    <w:p>
+      <w:r>
+        <w:t xml:space="preserve">        </w:t>
+      </w:r>
+      <w:proofErr w:type="spellStart"/>
+      <w:r>
+        <w:t>df</w:t>
+      </w:r>
+      <w:proofErr w:type="spellEnd"/>
+      <w:r>
+        <w:t>['</w:t>
+      </w:r>
+      <w:proofErr w:type="spellStart"/>
+      <w:r>
+        <w:t>ship_date</w:t>
+      </w:r>
+      <w:proofErr w:type="spellEnd"/>
+      <w:r>
+        <w:t xml:space="preserve">'] = </w:t>
+      </w:r>
+      <w:proofErr w:type="spellStart"/>
+      <w:r>
+        <w:t>pd.to_datetime</w:t>
+      </w:r>
+      <w:proofErr w:type="spellEnd"/>
+      <w:r>
+        <w:t>(</w:t>
+      </w:r>
+    </w:p>
+    <w:p>
+      <w:r>
+        <w:t xml:space="preserve">            </w:t>
+      </w:r>
+      <w:proofErr w:type="spellStart"/>
+      <w:r>
+        <w:t>df</w:t>
+      </w:r>
+      <w:proofErr w:type="spellEnd"/>
+      <w:r>
+        <w:t>['</w:t>
+      </w:r>
+      <w:proofErr w:type="spellStart"/>
+      <w:r>
+        <w:t>ship_date</w:t>
+      </w:r>
+      <w:proofErr w:type="spellEnd"/>
+      <w:r>
+        <w:t>'],</w:t>
+      </w:r>
+    </w:p>
+    <w:p>
+      <w:r>
+        <w:t>            errors='coerce'</w:t>
+      </w:r>
+    </w:p>
+    <w:p>
+      <w:r>
+        <w:t>        )</w:t>
+      </w:r>
+    </w:p>
+    <w:p/>
+    <w:p>
+      <w:r>
+        <w:t xml:space="preserve"># STEP 19 — LOAD ONLY NEW ROWS </w:t>
+      </w:r>
+    </w:p>
+    <w:p>
+      <w:r>
+        <w:t xml:space="preserve">        </w:t>
+      </w:r>
+      <w:proofErr w:type="spellStart"/>
+      <w:r>
+        <w:t>control_query</w:t>
+      </w:r>
+      <w:proofErr w:type="spellEnd"/>
+      <w:r>
+        <w:t xml:space="preserve"> = """</w:t>
+      </w:r>
+    </w:p>
+    <w:p>
+      <w:r>
+        <w:t xml:space="preserve">        SELECT </w:t>
+      </w:r>
+      <w:proofErr w:type="spellStart"/>
+      <w:r>
+        <w:t>last_loaded_row_id</w:t>
+      </w:r>
+      <w:proofErr w:type="spellEnd"/>
+    </w:p>
+    <w:p>
+      <w:r>
+        <w:t xml:space="preserve">        FROM </w:t>
+      </w:r>
+      <w:proofErr w:type="spellStart"/>
+      <w:r>
+        <w:t>etl_control</w:t>
+      </w:r>
+      <w:proofErr w:type="spellEnd"/>
+    </w:p>
+    <w:p>
+      <w:r>
+        <w:t>        ORDER BY id DESC</w:t>
+      </w:r>
+    </w:p>
+    <w:p>
+      <w:r>
+        <w:t>        LIMIT 1</w:t>
+      </w:r>
+    </w:p>
+    <w:p>
+      <w:r>
+        <w:t>        """</w:t>
+      </w:r>
+    </w:p>
+    <w:p/>
+    <w:p>
+      <w:r>
+        <w:t xml:space="preserve">        </w:t>
+      </w:r>
+      <w:proofErr w:type="spellStart"/>
+      <w:r>
+        <w:t>last_row_id</w:t>
+      </w:r>
+      <w:proofErr w:type="spellEnd"/>
+      <w:r>
+        <w:t xml:space="preserve"> = </w:t>
+      </w:r>
+      <w:proofErr w:type="spellStart"/>
+      <w:r>
+        <w:t>pd.read_sql</w:t>
+      </w:r>
+      <w:proofErr w:type="spellEnd"/>
+      <w:r>
+        <w:t>(</w:t>
+      </w:r>
+    </w:p>
+    <w:p>
+      <w:r>
+        <w:t xml:space="preserve">            </w:t>
+      </w:r>
+      <w:proofErr w:type="spellStart"/>
+      <w:r>
+        <w:t>control_query</w:t>
+      </w:r>
+      <w:proofErr w:type="spellEnd"/>
+      <w:r>
+        <w:t>,</w:t>
+      </w:r>
+    </w:p>
+    <w:p>
+      <w:r>
+        <w:t>            engine</w:t>
+      </w:r>
+    </w:p>
+    <w:p>
+      <w:r>
+        <w:t>        ).</w:t>
+      </w:r>
+      <w:proofErr w:type="spellStart"/>
+      <w:r>
+        <w:t>iloc</w:t>
+      </w:r>
+      <w:proofErr w:type="spellEnd"/>
+      <w:r>
+        <w:t xml:space="preserve">[0,0] </w:t>
+      </w:r>
+    </w:p>
+    <w:p/>
+    <w:p>
+      <w:r>
+        <w:t xml:space="preserve"># Filter only new rows         </w:t>
+      </w:r>
+    </w:p>
+    <w:p>
+      <w:r>
+        <w:t xml:space="preserve">        </w:t>
+      </w:r>
+      <w:proofErr w:type="spellStart"/>
+      <w:r>
+        <w:t>df</w:t>
+      </w:r>
+      <w:proofErr w:type="spellEnd"/>
+      <w:r>
+        <w:t xml:space="preserve"> = </w:t>
+      </w:r>
+      <w:proofErr w:type="spellStart"/>
+      <w:r>
+        <w:t>df</w:t>
+      </w:r>
+      <w:proofErr w:type="spellEnd"/>
+      <w:r>
+        <w:t>[</w:t>
+      </w:r>
+    </w:p>
+    <w:p>
+      <w:r>
+        <w:t xml:space="preserve">            </w:t>
+      </w:r>
+      <w:proofErr w:type="spellStart"/>
+      <w:r>
+        <w:t>df</w:t>
+      </w:r>
+      <w:proofErr w:type="spellEnd"/>
+      <w:r>
+        <w:t>['</w:t>
+      </w:r>
+      <w:proofErr w:type="spellStart"/>
+      <w:r>
+        <w:t>row_id</w:t>
+      </w:r>
+      <w:proofErr w:type="spellEnd"/>
+      <w:r>
+        <w:t xml:space="preserve">'] &gt; </w:t>
+      </w:r>
+      <w:proofErr w:type="spellStart"/>
+      <w:r>
+        <w:t>last_row_id</w:t>
+      </w:r>
+      <w:proofErr w:type="spellEnd"/>
+    </w:p>
+    <w:p>
+      <w:r>
+        <w:t>        ]</w:t>
+      </w:r>
+    </w:p>
+    <w:p/>
+    <w:p>
+      <w:r>
+        <w:t># WHAT THIS DOES</w:t>
+      </w:r>
+    </w:p>
+    <w:p/>
+    <w:p>
+      <w:r>
+        <w:lastRenderedPageBreak/>
+        <w:t># If last loaded row was: 9800</w:t>
+      </w:r>
+    </w:p>
+    <w:p>
+      <w:r>
+        <w:t># then:</w:t>
+      </w:r>
+    </w:p>
+    <w:p>
+      <w:r>
+        <w:t>#         9801 loads</w:t>
+      </w:r>
+    </w:p>
+    <w:p>
+      <w:r>
+        <w:t>#         9802 loads</w:t>
+      </w:r>
+    </w:p>
+    <w:p>
+      <w:r>
+        <w:t>#         older rows ignored</w:t>
+      </w:r>
+    </w:p>
+    <w:p>
+      <w:r>
+        <w:t># VERY FAST.</w:t>
+      </w:r>
+    </w:p>
+    <w:p/>
+    <w:p>
+      <w:r>
+        <w:t xml:space="preserve"># </w:t>
+      </w:r>
+      <w:r>
+        <w:rPr>
+          <w:rFonts w:ascii="Segoe UI Emoji" w:hAnsi="Segoe UI Emoji" w:cs="Segoe UI Emoji"/>
+        </w:rPr>
+        <w:t>✅</w:t>
+      </w:r>
+      <w:r>
+        <w:t xml:space="preserve"> CHECK EMPTY DATAFRAME</w:t>
+      </w:r>
+    </w:p>
+    <w:p>
+      <w:r>
+        <w:t xml:space="preserve">        if </w:t>
+      </w:r>
+      <w:proofErr w:type="spellStart"/>
+      <w:r>
+        <w:t>df.empty</w:t>
+      </w:r>
+      <w:proofErr w:type="spellEnd"/>
+      <w:r>
+        <w:t>:</w:t>
+      </w:r>
+    </w:p>
+    <w:p/>
+    <w:p>
+      <w:r>
+        <w:t xml:space="preserve">            </w:t>
+      </w:r>
+      <w:proofErr w:type="spellStart"/>
+      <w:r>
+        <w:t>logger.warning</w:t>
+      </w:r>
+      <w:proofErr w:type="spellEnd"/>
+      <w:r>
+        <w:t>(</w:t>
+      </w:r>
+    </w:p>
+    <w:p>
+      <w:r>
+        <w:t xml:space="preserve">                </w:t>
+      </w:r>
+      <w:proofErr w:type="spellStart"/>
+      <w:r>
+        <w:t>f"No</w:t>
+      </w:r>
+      <w:proofErr w:type="spellEnd"/>
+      <w:r>
+        <w:t xml:space="preserve"> new rows found in {file.name}"</w:t>
+      </w:r>
+    </w:p>
+    <w:p>
+      <w:r>
+        <w:t>            )</w:t>
+      </w:r>
+    </w:p>
+    <w:p/>
+    <w:p>
+      <w:r>
+        <w:t xml:space="preserve">            </w:t>
+      </w:r>
+      <w:proofErr w:type="spellStart"/>
+      <w:r>
+        <w:t>archive_path</w:t>
+      </w:r>
+      <w:proofErr w:type="spellEnd"/>
+      <w:r>
+        <w:t xml:space="preserve"> = ARCHIVE_DIR / file.name</w:t>
+      </w:r>
+    </w:p>
+    <w:p>
+      <w:r>
+        <w:t xml:space="preserve">            </w:t>
+      </w:r>
+      <w:proofErr w:type="spellStart"/>
+      <w:r>
+        <w:t>file.rename</w:t>
+      </w:r>
+      <w:proofErr w:type="spellEnd"/>
+      <w:r>
+        <w:t>(</w:t>
+      </w:r>
+      <w:proofErr w:type="spellStart"/>
+      <w:r>
+        <w:t>archive_path</w:t>
+      </w:r>
+      <w:proofErr w:type="spellEnd"/>
       <w:r>
         <w:t>)</w:t>
       </w:r>
@@ -2769,291 +4124,417 @@
     <w:p/>
     <w:p>
       <w:r>
-        <w:t xml:space="preserve">MYSQL_USER = </w:t>
-      </w:r>
-      <w:proofErr w:type="spellStart"/>
-      <w:proofErr w:type="gramStart"/>
-      <w:r>
-        <w:t>os.getenv</w:t>
-      </w:r>
-      <w:proofErr w:type="spellEnd"/>
-      <w:proofErr w:type="gramEnd"/>
-      <w:r>
-        <w:t>("MYSQL_USER")</w:t>
-      </w:r>
-    </w:p>
-    <w:p>
-      <w:r>
-        <w:t xml:space="preserve">MYSQL_PASSWORD = </w:t>
-      </w:r>
-      <w:proofErr w:type="spellStart"/>
-      <w:proofErr w:type="gramStart"/>
-      <w:r>
-        <w:t>os.getenv</w:t>
-      </w:r>
-      <w:proofErr w:type="spellEnd"/>
-      <w:proofErr w:type="gramEnd"/>
-      <w:r>
-        <w:t>("MYSQL_PASSWORD")</w:t>
-      </w:r>
-    </w:p>
-    <w:p>
-      <w:r>
-        <w:t xml:space="preserve">MYSQL_HOST = </w:t>
-      </w:r>
-      <w:proofErr w:type="spellStart"/>
-      <w:proofErr w:type="gramStart"/>
-      <w:r>
-        <w:t>os.getenv</w:t>
-      </w:r>
-      <w:proofErr w:type="spellEnd"/>
-      <w:proofErr w:type="gramEnd"/>
-      <w:r>
-        <w:t>("MYSQL_HOST")</w:t>
-      </w:r>
-    </w:p>
-    <w:p>
-      <w:r>
-        <w:t xml:space="preserve">MYSQL_DATABASE = </w:t>
-      </w:r>
-      <w:proofErr w:type="spellStart"/>
-      <w:proofErr w:type="gramStart"/>
-      <w:r>
-        <w:t>os.getenv</w:t>
-      </w:r>
-      <w:proofErr w:type="spellEnd"/>
-      <w:proofErr w:type="gramEnd"/>
-      <w:r>
-        <w:t>("MYSQL_DATABASE")</w:t>
+        <w:t>            logger.info(</w:t>
+      </w:r>
+    </w:p>
+    <w:p>
+      <w:r>
+        <w:t>                f"{file.name} archived (no new rows)"</w:t>
+      </w:r>
+    </w:p>
+    <w:p>
+      <w:r>
+        <w:t>            )</w:t>
       </w:r>
     </w:p>
     <w:p/>
     <w:p>
       <w:r>
-        <w:t># STEP 12 — CREATE FOLDER PATHS</w:t>
+        <w:t>            continue</w:t>
       </w:r>
     </w:p>
     <w:p/>
     <w:p>
       <w:r>
-        <w:t>BASE_DIR = Path(__file__</w:t>
-      </w:r>
-      <w:proofErr w:type="gramStart"/>
-      <w:r>
-        <w:t>).resolve</w:t>
-      </w:r>
-      <w:proofErr w:type="gramEnd"/>
+        <w:t># STEP 20 — ADD SOURCE FILE</w:t>
+      </w:r>
+    </w:p>
+    <w:p/>
+    <w:p>
+      <w:r>
+        <w:t xml:space="preserve">        </w:t>
+      </w:r>
+      <w:proofErr w:type="spellStart"/>
+      <w:r>
+        <w:t>df</w:t>
+      </w:r>
+      <w:proofErr w:type="spellEnd"/>
+      <w:r>
+        <w:t>['</w:t>
+      </w:r>
+      <w:proofErr w:type="spellStart"/>
+      <w:r>
+        <w:t>source_file</w:t>
+      </w:r>
+      <w:proofErr w:type="spellEnd"/>
+      <w:r>
+        <w:t>'] = file.name</w:t>
+      </w:r>
+    </w:p>
+    <w:p/>
+    <w:p>
+      <w:r>
+        <w:t># STEP 21 — LOAD FACT TABLE</w:t>
+      </w:r>
+    </w:p>
+    <w:p/>
+    <w:p>
+      <w:r>
+        <w:t xml:space="preserve">        </w:t>
+      </w:r>
+      <w:proofErr w:type="spellStart"/>
+      <w:r>
+        <w:t>df.to_sql</w:t>
+      </w:r>
+      <w:proofErr w:type="spellEnd"/>
       <w:r>
         <w:t>(</w:t>
       </w:r>
-      <w:proofErr w:type="gramStart"/>
-      <w:r>
-        <w:t>).</w:t>
-      </w:r>
-      <w:proofErr w:type="spellStart"/>
-      <w:r>
-        <w:t>parent</w:t>
-      </w:r>
-      <w:proofErr w:type="gramEnd"/>
-      <w:r>
-        <w:t>.parent</w:t>
-      </w:r>
-      <w:proofErr w:type="spellEnd"/>
+    </w:p>
+    <w:p>
+      <w:r>
+        <w:t>            "</w:t>
+      </w:r>
+      <w:proofErr w:type="spellStart"/>
+      <w:r>
+        <w:t>sales_raw</w:t>
+      </w:r>
+      <w:proofErr w:type="spellEnd"/>
+      <w:r>
+        <w:t>",</w:t>
+      </w:r>
+    </w:p>
+    <w:p>
+      <w:r>
+        <w:t>            engine,</w:t>
+      </w:r>
+    </w:p>
+    <w:p>
+      <w:r>
+        <w:t xml:space="preserve">            </w:t>
+      </w:r>
+      <w:proofErr w:type="spellStart"/>
+      <w:r>
+        <w:t>if_exists</w:t>
+      </w:r>
+      <w:proofErr w:type="spellEnd"/>
+      <w:r>
+        <w:t>="append",</w:t>
+      </w:r>
+    </w:p>
+    <w:p>
+      <w:r>
+        <w:t>            index=False,</w:t>
+      </w:r>
+    </w:p>
+    <w:p>
+      <w:r>
+        <w:t xml:space="preserve">            </w:t>
+      </w:r>
+      <w:proofErr w:type="spellStart"/>
+      <w:r>
+        <w:t>chunksize</w:t>
+      </w:r>
+      <w:proofErr w:type="spellEnd"/>
+      <w:r>
+        <w:t>=1000,</w:t>
+      </w:r>
+    </w:p>
+    <w:p>
+      <w:r>
+        <w:t>            method="multi"</w:t>
+      </w:r>
+    </w:p>
+    <w:p>
+      <w:r>
+        <w:t>        )</w:t>
+      </w:r>
     </w:p>
     <w:p/>
     <w:p>
       <w:r>
-        <w:t>RAW_DIR = BASE_DIR / "data" / "raw"</w:t>
-      </w:r>
-    </w:p>
-    <w:p>
-      <w:r>
-        <w:t>ARCHIVE_DIR = BASE_DIR / "data" / "archive"</w:t>
-      </w:r>
-    </w:p>
-    <w:p>
-      <w:r>
-        <w:t>FAILED_DIR = BASE_DIR / "data" / "failed"</w:t>
-      </w:r>
-    </w:p>
-    <w:p>
-      <w:r>
-        <w:t>LOG_DIR = BASE_DIR / "logs"</w:t>
+        <w:t># STEP 22 — UPDATE CONTROL TABLE</w:t>
+      </w:r>
+    </w:p>
+    <w:p>
+      <w:r>
+        <w:t xml:space="preserve">        </w:t>
+      </w:r>
+      <w:proofErr w:type="spellStart"/>
+      <w:r>
+        <w:t>max_row_id</w:t>
+      </w:r>
+      <w:proofErr w:type="spellEnd"/>
+      <w:r>
+        <w:t xml:space="preserve"> = </w:t>
+      </w:r>
+      <w:proofErr w:type="spellStart"/>
+      <w:r>
+        <w:t>df</w:t>
+      </w:r>
+      <w:proofErr w:type="spellEnd"/>
+      <w:r>
+        <w:t>['</w:t>
+      </w:r>
+      <w:proofErr w:type="spellStart"/>
+      <w:r>
+        <w:t>row_id</w:t>
+      </w:r>
+      <w:proofErr w:type="spellEnd"/>
+      <w:r>
+        <w:t>'].max()</w:t>
       </w:r>
     </w:p>
     <w:p/>
     <w:p>
-      <w:proofErr w:type="spellStart"/>
-      <w:r>
-        <w:t>LOG_DIR.mkdir</w:t>
-      </w:r>
-      <w:proofErr w:type="spellEnd"/>
-      <w:r>
-        <w:t xml:space="preserve">(parents=True, </w:t>
-      </w:r>
-      <w:proofErr w:type="spellStart"/>
-      <w:r>
-        <w:t>exist_ok</w:t>
-      </w:r>
-      <w:proofErr w:type="spellEnd"/>
-      <w:r>
-        <w:t>=True)</w:t>
-      </w:r>
-    </w:p>
-    <w:p>
-      <w:proofErr w:type="spellStart"/>
-      <w:r>
-        <w:t>ARCHIVE_DIR.mkdir</w:t>
-      </w:r>
-      <w:proofErr w:type="spellEnd"/>
-      <w:r>
-        <w:t xml:space="preserve">(parents=True, </w:t>
-      </w:r>
-      <w:proofErr w:type="spellStart"/>
-      <w:r>
-        <w:t>exist_ok</w:t>
-      </w:r>
-      <w:proofErr w:type="spellEnd"/>
-      <w:r>
-        <w:t>=True)</w:t>
-      </w:r>
-    </w:p>
-    <w:p>
-      <w:proofErr w:type="spellStart"/>
-      <w:r>
-        <w:t>FAILED_DIR.mkdir</w:t>
-      </w:r>
-      <w:proofErr w:type="spellEnd"/>
-      <w:r>
-        <w:t xml:space="preserve">(parents=True, </w:t>
-      </w:r>
-      <w:proofErr w:type="spellStart"/>
-      <w:r>
-        <w:t>exist_ok</w:t>
-      </w:r>
-      <w:proofErr w:type="spellEnd"/>
-      <w:r>
-        <w:t>=True)</w:t>
+      <w:r>
+        <w:t xml:space="preserve">        with </w:t>
+      </w:r>
+      <w:proofErr w:type="spellStart"/>
+      <w:r>
+        <w:t>engine.begin</w:t>
+      </w:r>
+      <w:proofErr w:type="spellEnd"/>
+      <w:r>
+        <w:t>() as connection:</w:t>
+      </w:r>
+    </w:p>
+    <w:p>
+      <w:r>
+        <w:t xml:space="preserve">            </w:t>
+      </w:r>
+      <w:proofErr w:type="spellStart"/>
+      <w:r>
+        <w:t>connection.execute</w:t>
+      </w:r>
+      <w:proofErr w:type="spellEnd"/>
+      <w:r>
+        <w:t>(</w:t>
+      </w:r>
+    </w:p>
+    <w:p>
+      <w:r>
+        <w:t>                text("""</w:t>
+      </w:r>
+    </w:p>
+    <w:p>
+      <w:r>
+        <w:t xml:space="preserve">            UPDATE </w:t>
+      </w:r>
+      <w:proofErr w:type="spellStart"/>
+      <w:r>
+        <w:t>etl_control</w:t>
+      </w:r>
+      <w:proofErr w:type="spellEnd"/>
+    </w:p>
+    <w:p>
+      <w:r>
+        <w:t>            SET</w:t>
+      </w:r>
+    </w:p>
+    <w:p>
+      <w:r>
+        <w:t xml:space="preserve">                </w:t>
+      </w:r>
+      <w:proofErr w:type="spellStart"/>
+      <w:r>
+        <w:t>last_loaded_row_id</w:t>
+      </w:r>
+      <w:proofErr w:type="spellEnd"/>
+      <w:r>
+        <w:t xml:space="preserve"> = :</w:t>
+      </w:r>
+      <w:proofErr w:type="spellStart"/>
+      <w:r>
+        <w:t>row_id</w:t>
+      </w:r>
+      <w:proofErr w:type="spellEnd"/>
+      <w:r>
+        <w:t>,</w:t>
+      </w:r>
+    </w:p>
+    <w:p>
+      <w:r>
+        <w:t xml:space="preserve">                </w:t>
+      </w:r>
+      <w:proofErr w:type="spellStart"/>
+      <w:r>
+        <w:t>last_run</w:t>
+      </w:r>
+      <w:proofErr w:type="spellEnd"/>
+      <w:r>
+        <w:t xml:space="preserve"> = NOW()</w:t>
+      </w:r>
+    </w:p>
+    <w:p>
+      <w:r>
+        <w:t>            WHERE id = 1</w:t>
+      </w:r>
+    </w:p>
+    <w:p>
+      <w:r>
+        <w:t>        """),</w:t>
+      </w:r>
+    </w:p>
+    <w:p>
+      <w:r>
+        <w:t>        {"</w:t>
+      </w:r>
+      <w:proofErr w:type="spellStart"/>
+      <w:r>
+        <w:t>row_id</w:t>
+      </w:r>
+      <w:proofErr w:type="spellEnd"/>
+      <w:r>
+        <w:t>": int(</w:t>
+      </w:r>
+      <w:proofErr w:type="spellStart"/>
+      <w:r>
+        <w:t>max_row_id</w:t>
+      </w:r>
+      <w:proofErr w:type="spellEnd"/>
+      <w:r>
+        <w:t>)}</w:t>
+      </w:r>
+    </w:p>
+    <w:p>
+      <w:r>
+        <w:t>    )</w:t>
+      </w:r>
+    </w:p>
+    <w:p>
+      <w:r>
+        <w:t>        logger.info(</w:t>
+      </w:r>
+      <w:proofErr w:type="spellStart"/>
+      <w:r>
+        <w:t>f"ETL</w:t>
+      </w:r>
+      <w:proofErr w:type="spellEnd"/>
+      <w:r>
+        <w:t xml:space="preserve"> Control Updated: {</w:t>
+      </w:r>
+      <w:proofErr w:type="spellStart"/>
+      <w:r>
+        <w:t>max_row_id</w:t>
+      </w:r>
+      <w:proofErr w:type="spellEnd"/>
+      <w:r>
+        <w:t>}")</w:t>
       </w:r>
     </w:p>
     <w:p/>
     <w:p>
       <w:r>
-        <w:t># WHY?</w:t>
-      </w:r>
-    </w:p>
-    <w:p>
-      <w:r>
-        <w:t># This creates folders automatically if missing.</w:t>
+        <w:t># STEP 23 — MOVE FILE TO ARCHIVE</w:t>
+      </w:r>
+    </w:p>
+    <w:p>
+      <w:r>
+        <w:t xml:space="preserve">        </w:t>
+      </w:r>
+      <w:proofErr w:type="spellStart"/>
+      <w:r>
+        <w:t>archive_path</w:t>
+      </w:r>
+      <w:proofErr w:type="spellEnd"/>
+      <w:r>
+        <w:t xml:space="preserve"> = ARCHIVE_DIR / file.name</w:t>
       </w:r>
     </w:p>
     <w:p/>
     <w:p>
       <w:r>
-        <w:lastRenderedPageBreak/>
-        <w:t># STEP 13 — SETUP LOGGING</w:t>
-      </w:r>
-    </w:p>
-    <w:p>
-      <w:proofErr w:type="spellStart"/>
-      <w:proofErr w:type="gramStart"/>
-      <w:r>
-        <w:t>logger.add</w:t>
+        <w:t xml:space="preserve">        </w:t>
+      </w:r>
+      <w:proofErr w:type="spellStart"/>
+      <w:r>
+        <w:t>file.rename</w:t>
       </w:r>
       <w:proofErr w:type="spellEnd"/>
       <w:r>
         <w:t>(</w:t>
       </w:r>
-      <w:proofErr w:type="gramEnd"/>
-    </w:p>
-    <w:p>
-      <w:r>
-        <w:t>    LOG_DIR / "etl.log",</w:t>
-      </w:r>
-    </w:p>
-    <w:p>
-      <w:r>
-        <w:t>    rotation="1 MB"</w:t>
-      </w:r>
-    </w:p>
-    <w:p>
+      <w:proofErr w:type="spellStart"/>
+      <w:r>
+        <w:t>archive_path</w:t>
+      </w:r>
+      <w:proofErr w:type="spellEnd"/>
       <w:r>
         <w:t>)</w:t>
       </w:r>
     </w:p>
     <w:p/>
     <w:p>
-      <w:proofErr w:type="gramStart"/>
-      <w:r>
-        <w:t>logger.info(</w:t>
-      </w:r>
-      <w:proofErr w:type="gramEnd"/>
-      <w:r>
-        <w:t>"Pipeline Started")</w:t>
+      <w:r>
+        <w:t xml:space="preserve">        </w:t>
+      </w:r>
+      <w:proofErr w:type="spellStart"/>
+      <w:r>
+        <w:t>logger.success</w:t>
+      </w:r>
+      <w:proofErr w:type="spellEnd"/>
+      <w:r>
+        <w:t>(f"{file.name} archived")</w:t>
       </w:r>
     </w:p>
     <w:p/>
     <w:p>
       <w:r>
-        <w:t># WHAT IS LOGGING?</w:t>
-      </w:r>
-    </w:p>
-    <w:p>
-      <w:r>
-        <w:t># Imagine CCTV camera for your pipeline.</w:t>
-      </w:r>
-    </w:p>
-    <w:p>
-      <w:r>
-        <w:t># It records everything.</w:t>
+        <w:t># STEP 24 — HANDLE ERRORS</w:t>
+      </w:r>
+    </w:p>
+    <w:p>
+      <w:r>
+        <w:t>    except Exception as e:</w:t>
       </w:r>
     </w:p>
     <w:p/>
     <w:p>
       <w:r>
-        <w:t># STEP 14 — CONNECT MYSQL</w:t>
-      </w:r>
-    </w:p>
-    <w:p>
-      <w:r>
-        <w:t xml:space="preserve">engine = </w:t>
-      </w:r>
-      <w:proofErr w:type="spellStart"/>
-      <w:r>
-        <w:t>create_</w:t>
-      </w:r>
-      <w:proofErr w:type="gramStart"/>
-      <w:r>
-        <w:t>engine</w:t>
+        <w:t xml:space="preserve">        </w:t>
+      </w:r>
+      <w:proofErr w:type="spellStart"/>
+      <w:r>
+        <w:t>logger.error</w:t>
+      </w:r>
+      <w:proofErr w:type="spellEnd"/>
+      <w:r>
+        <w:t>(str(e))</w:t>
+      </w:r>
+    </w:p>
+    <w:p/>
+    <w:p>
+      <w:r>
+        <w:t xml:space="preserve">        </w:t>
+      </w:r>
+      <w:proofErr w:type="spellStart"/>
+      <w:r>
+        <w:t>failed_path</w:t>
+      </w:r>
+      <w:proofErr w:type="spellEnd"/>
+      <w:r>
+        <w:t xml:space="preserve"> = FAILED_DIR / file.name</w:t>
+      </w:r>
+    </w:p>
+    <w:p/>
+    <w:p>
+      <w:r>
+        <w:t xml:space="preserve">        </w:t>
+      </w:r>
+      <w:proofErr w:type="spellStart"/>
+      <w:r>
+        <w:t>file.rename</w:t>
       </w:r>
       <w:proofErr w:type="spellEnd"/>
       <w:r>
         <w:t>(</w:t>
       </w:r>
-      <w:proofErr w:type="gramEnd"/>
-    </w:p>
-    <w:p>
-      <w:r>
-        <w:t>    f"mysql+pymysql://{MYSQL_USER</w:t>
-      </w:r>
-      <w:proofErr w:type="gramStart"/>
-      <w:r>
-        <w:t>}:{</w:t>
-      </w:r>
-      <w:proofErr w:type="gramEnd"/>
-      <w:r>
-        <w:t>MYSQL_</w:t>
-      </w:r>
-      <w:proofErr w:type="gramStart"/>
-      <w:r>
-        <w:t>PASSWORD}@</w:t>
-      </w:r>
-      <w:proofErr w:type="gramEnd"/>
-      <w:r>
-        <w:t>{MYSQL_HOST}/{MYSQL_DATABASE}"</w:t>
-      </w:r>
-    </w:p>
-    <w:p>
+      <w:proofErr w:type="spellStart"/>
+      <w:r>
+        <w:t>failed_path</w:t>
+      </w:r>
+      <w:proofErr w:type="spellEnd"/>
       <w:r>
         <w:t>)</w:t>
       </w:r>
@@ -3061,1284 +4542,322 @@
     <w:p/>
     <w:p>
       <w:r>
-        <w:t># STEP 15 — DETECT FILES</w:t>
-      </w:r>
-    </w:p>
-    <w:p>
-      <w:r>
-        <w:t xml:space="preserve">files = </w:t>
-      </w:r>
-      <w:proofErr w:type="gramStart"/>
-      <w:r>
-        <w:t>list(</w:t>
-      </w:r>
-      <w:proofErr w:type="spellStart"/>
-      <w:proofErr w:type="gramEnd"/>
-      <w:r>
-        <w:t>RAW_DIR.glob</w:t>
-      </w:r>
-      <w:proofErr w:type="spellEnd"/>
-      <w:r>
-        <w:t>("*.csv"))</w:t>
-      </w:r>
-    </w:p>
-    <w:p>
-      <w:proofErr w:type="gramStart"/>
-      <w:r>
-        <w:t>logger.info(</w:t>
-      </w:r>
-      <w:proofErr w:type="spellStart"/>
-      <w:proofErr w:type="gramEnd"/>
-      <w:r>
-        <w:t>f"Files</w:t>
-      </w:r>
-      <w:proofErr w:type="spellEnd"/>
-      <w:r>
-        <w:t xml:space="preserve"> Found: {</w:t>
-      </w:r>
-      <w:proofErr w:type="spellStart"/>
-      <w:r>
-        <w:t>len</w:t>
-      </w:r>
-      <w:proofErr w:type="spellEnd"/>
-      <w:r>
-        <w:t>(files)}")</w:t>
+        <w:t># WHAT THIS DOES</w:t>
+      </w:r>
+    </w:p>
+    <w:p>
+      <w:r>
+        <w:t># If file breaks:</w:t>
+      </w:r>
+    </w:p>
+    <w:p>
+      <w:r>
+        <w:t>#    move to failed folder</w:t>
+      </w:r>
+    </w:p>
+    <w:p>
+      <w:r>
+        <w:t>#    pipeline continues</w:t>
+      </w:r>
+    </w:p>
+    <w:p>
+      <w:r>
+        <w:t xml:space="preserve"># This is REAL production </w:t>
+      </w:r>
+      <w:proofErr w:type="spellStart"/>
+      <w:r>
+        <w:t>behavior</w:t>
+      </w:r>
+      <w:proofErr w:type="spellEnd"/>
+      <w:r>
+        <w:t>.  </w:t>
+      </w:r>
+    </w:p>
+    <w:p>
+      <w:r>
+        <w:t> </w:t>
       </w:r>
     </w:p>
     <w:p/>
     <w:p>
       <w:r>
-        <w:t># WHAT THIS DOES</w:t>
-      </w:r>
-    </w:p>
-    <w:p>
-      <w:r>
-        <w:t># Looks inside:</w:t>
-      </w:r>
-    </w:p>
-    <w:p>
-      <w:r>
-        <w:t>#               data/raw</w:t>
-      </w:r>
-    </w:p>
-    <w:p>
-      <w:r>
-        <w:t># and finds CSV files automatically.</w:t>
+        <w:t># STEP 25 — RUN PIPELINE</w:t>
+      </w:r>
+    </w:p>
+    <w:p>
+      <w:r>
+        <w:t># Go to root:</w:t>
+      </w:r>
+    </w:p>
+    <w:p>
+      <w:r>
+        <w:t># cd "C:\Users\shash\Documents\Project\Business_KPI_Dashboard"</w:t>
       </w:r>
     </w:p>
     <w:p/>
     <w:p>
       <w:r>
-        <w:t># STEP 16 — READ FILE ONE BY ONE</w:t>
-      </w:r>
-    </w:p>
-    <w:p>
-      <w:r>
-        <w:lastRenderedPageBreak/>
-        <w:t>for file in files:</w:t>
+        <w:t># Run:</w:t>
+      </w:r>
+    </w:p>
+    <w:p>
+      <w:r>
+        <w:t># python .\scripts\etl_pipeline.py</w:t>
       </w:r>
     </w:p>
     <w:p/>
-    <w:p>
-      <w:r>
-        <w:t>    try:</w:t>
-      </w:r>
-    </w:p>
     <w:p/>
-    <w:p>
-      <w:r>
-        <w:t xml:space="preserve">        </w:t>
-      </w:r>
-      <w:proofErr w:type="gramStart"/>
-      <w:r>
-        <w:t>logger.info(</w:t>
-      </w:r>
-      <w:proofErr w:type="spellStart"/>
-      <w:proofErr w:type="gramEnd"/>
-      <w:r>
-        <w:t>f"Processing</w:t>
-      </w:r>
-      <w:proofErr w:type="spellEnd"/>
-      <w:r>
-        <w:t xml:space="preserve"> {file.name}")</w:t>
-      </w:r>
-    </w:p>
     <w:p/>
-    <w:p>
-      <w:r>
-        <w:t xml:space="preserve">        </w:t>
-      </w:r>
-      <w:proofErr w:type="spellStart"/>
-      <w:r>
-        <w:t>df</w:t>
-      </w:r>
-      <w:proofErr w:type="spellEnd"/>
-      <w:r>
-        <w:t xml:space="preserve"> = </w:t>
-      </w:r>
-      <w:proofErr w:type="spellStart"/>
-      <w:proofErr w:type="gramStart"/>
-      <w:r>
-        <w:t>pd.read</w:t>
-      </w:r>
-      <w:proofErr w:type="gramEnd"/>
-      <w:r>
-        <w:t>_</w:t>
-      </w:r>
-      <w:proofErr w:type="gramStart"/>
-      <w:r>
-        <w:t>csv</w:t>
-      </w:r>
-      <w:proofErr w:type="spellEnd"/>
-      <w:r>
-        <w:t>(</w:t>
-      </w:r>
-      <w:proofErr w:type="gramEnd"/>
-    </w:p>
-    <w:p>
-      <w:r>
-        <w:t>            file,</w:t>
-      </w:r>
-    </w:p>
-    <w:p>
-      <w:r>
-        <w:t>            encoding='latin1'</w:t>
-      </w:r>
-    </w:p>
-    <w:p>
-      <w:r>
-        <w:t>        )</w:t>
-      </w:r>
-    </w:p>
     <w:p/>
-    <w:p>
-      <w:r>
-        <w:t># STEP 17 — CLEAN DATA</w:t>
-      </w:r>
-    </w:p>
     <w:p/>
     <w:p>
-      <w:r>
-        <w:t xml:space="preserve">        </w:t>
-      </w:r>
-      <w:proofErr w:type="spellStart"/>
-      <w:proofErr w:type="gramStart"/>
-      <w:r>
-        <w:t>df.columns</w:t>
-      </w:r>
-      <w:proofErr w:type="spellEnd"/>
-      <w:proofErr w:type="gramEnd"/>
-      <w:r>
-        <w:t xml:space="preserve"> = [</w:t>
-      </w:r>
-    </w:p>
-    <w:p>
-      <w:r>
-        <w:t xml:space="preserve">            </w:t>
-      </w:r>
-      <w:proofErr w:type="spellStart"/>
-      <w:proofErr w:type="gramStart"/>
-      <w:r>
-        <w:t>col.strip</w:t>
-      </w:r>
-      <w:proofErr w:type="spellEnd"/>
-      <w:proofErr w:type="gramEnd"/>
-      <w:r>
-        <w:t>(</w:t>
-      </w:r>
-      <w:proofErr w:type="gramStart"/>
-      <w:r>
-        <w:t>).replace</w:t>
-      </w:r>
-      <w:proofErr w:type="gramEnd"/>
-      <w:r>
-        <w:t>(" ", "_"</w:t>
-      </w:r>
-      <w:proofErr w:type="gramStart"/>
-      <w:r>
-        <w:t>).lower</w:t>
-      </w:r>
-      <w:proofErr w:type="gramEnd"/>
-      <w:r>
-        <w:t>()</w:t>
-      </w:r>
-    </w:p>
-    <w:p>
-      <w:r>
-        <w:t xml:space="preserve">            for col in </w:t>
-      </w:r>
-      <w:proofErr w:type="spellStart"/>
-      <w:proofErr w:type="gramStart"/>
-      <w:r>
-        <w:t>df.columns</w:t>
-      </w:r>
-      <w:proofErr w:type="spellEnd"/>
-      <w:proofErr w:type="gramEnd"/>
-    </w:p>
-    <w:p>
-      <w:r>
-        <w:t>        ]    </w:t>
-      </w:r>
-    </w:p>
-    <w:p>
-      <w:r>
-        <w:t># STEP 18 — FIX DATES</w:t>
-      </w:r>
-    </w:p>
-    <w:p>
-      <w:r>
-        <w:t xml:space="preserve">        </w:t>
-      </w:r>
-      <w:proofErr w:type="spellStart"/>
-      <w:r>
-        <w:t>df</w:t>
-      </w:r>
-      <w:proofErr w:type="spellEnd"/>
-      <w:r>
-        <w:t>['</w:t>
-      </w:r>
-      <w:proofErr w:type="spellStart"/>
-      <w:r>
-        <w:t>order_date</w:t>
-      </w:r>
-      <w:proofErr w:type="spellEnd"/>
-      <w:r>
-        <w:t xml:space="preserve">'] = </w:t>
-      </w:r>
-      <w:proofErr w:type="spellStart"/>
-      <w:r>
-        <w:t>pd.to_</w:t>
-      </w:r>
-      <w:proofErr w:type="gramStart"/>
-      <w:r>
-        <w:t>datetime</w:t>
-      </w:r>
-      <w:proofErr w:type="spellEnd"/>
-      <w:r>
-        <w:t>(</w:t>
-      </w:r>
-      <w:proofErr w:type="gramEnd"/>
-    </w:p>
-    <w:p>
-      <w:r>
-        <w:t xml:space="preserve">            </w:t>
-      </w:r>
-      <w:proofErr w:type="spellStart"/>
-      <w:r>
-        <w:t>df</w:t>
-      </w:r>
-      <w:proofErr w:type="spellEnd"/>
-      <w:r>
-        <w:t>['</w:t>
-      </w:r>
-      <w:proofErr w:type="spellStart"/>
-      <w:r>
-        <w:t>order_date</w:t>
-      </w:r>
-      <w:proofErr w:type="spellEnd"/>
-      <w:r>
-        <w:t>'],</w:t>
-      </w:r>
-    </w:p>
-    <w:p>
-      <w:r>
-        <w:t>            errors='coerce'</w:t>
-      </w:r>
-    </w:p>
-    <w:p>
-      <w:r>
-        <w:t>        )</w:t>
-      </w:r>
-    </w:p>
-    <w:p/>
-    <w:p>
-      <w:r>
-        <w:t xml:space="preserve">        </w:t>
-      </w:r>
-      <w:proofErr w:type="spellStart"/>
-      <w:r>
-        <w:t>df</w:t>
-      </w:r>
-      <w:proofErr w:type="spellEnd"/>
-      <w:r>
-        <w:t>['</w:t>
-      </w:r>
-      <w:proofErr w:type="spellStart"/>
-      <w:r>
-        <w:t>ship_date</w:t>
-      </w:r>
-      <w:proofErr w:type="spellEnd"/>
-      <w:r>
-        <w:t xml:space="preserve">'] = </w:t>
-      </w:r>
-      <w:proofErr w:type="spellStart"/>
-      <w:r>
-        <w:t>pd.to_</w:t>
-      </w:r>
-      <w:proofErr w:type="gramStart"/>
-      <w:r>
-        <w:t>datetime</w:t>
-      </w:r>
-      <w:proofErr w:type="spellEnd"/>
-      <w:r>
-        <w:t>(</w:t>
-      </w:r>
-      <w:proofErr w:type="gramEnd"/>
-    </w:p>
-    <w:p>
-      <w:r>
-        <w:t xml:space="preserve">            </w:t>
-      </w:r>
-      <w:proofErr w:type="spellStart"/>
-      <w:r>
-        <w:t>df</w:t>
-      </w:r>
-      <w:proofErr w:type="spellEnd"/>
-      <w:r>
-        <w:t>['</w:t>
-      </w:r>
-      <w:proofErr w:type="spellStart"/>
-      <w:r>
-        <w:t>ship_date</w:t>
-      </w:r>
-      <w:proofErr w:type="spellEnd"/>
-      <w:r>
-        <w:t>'],</w:t>
-      </w:r>
-    </w:p>
-    <w:p>
-      <w:r>
-        <w:t>            errors='coerce'</w:t>
-      </w:r>
-    </w:p>
-    <w:p>
-      <w:r>
-        <w:t>        )</w:t>
-      </w:r>
-    </w:p>
-    <w:p/>
-    <w:p>
-      <w:r>
-        <w:lastRenderedPageBreak/>
-        <w:t xml:space="preserve"># STEP 19 — LOAD ONLY NEW ROWS </w:t>
-      </w:r>
-    </w:p>
-    <w:p>
-      <w:r>
-        <w:t xml:space="preserve">        </w:t>
-      </w:r>
-      <w:proofErr w:type="spellStart"/>
-      <w:r>
-        <w:t>control_query</w:t>
-      </w:r>
-      <w:proofErr w:type="spellEnd"/>
-      <w:r>
-        <w:t xml:space="preserve"> = """</w:t>
-      </w:r>
-    </w:p>
-    <w:p>
-      <w:r>
-        <w:t xml:space="preserve">        SELECT </w:t>
-      </w:r>
-      <w:proofErr w:type="spellStart"/>
-      <w:r>
-        <w:t>last_loaded_row_id</w:t>
-      </w:r>
-      <w:proofErr w:type="spellEnd"/>
-    </w:p>
-    <w:p>
-      <w:r>
-        <w:t xml:space="preserve">        FROM </w:t>
-      </w:r>
-      <w:proofErr w:type="spellStart"/>
-      <w:r>
-        <w:t>etl_control</w:t>
-      </w:r>
-      <w:proofErr w:type="spellEnd"/>
-    </w:p>
-    <w:p>
-      <w:r>
-        <w:t>        ORDER BY id DESC</w:t>
-      </w:r>
-    </w:p>
-    <w:p>
-      <w:r>
-        <w:t>        LIMIT 1</w:t>
-      </w:r>
-    </w:p>
-    <w:p>
-      <w:r>
-        <w:t>        """</w:t>
-      </w:r>
-    </w:p>
-    <w:p/>
-    <w:p>
-      <w:r>
-        <w:t xml:space="preserve">        </w:t>
-      </w:r>
-      <w:proofErr w:type="spellStart"/>
-      <w:r>
-        <w:t>last_row_id</w:t>
-      </w:r>
-      <w:proofErr w:type="spellEnd"/>
-      <w:r>
-        <w:t xml:space="preserve"> = </w:t>
-      </w:r>
-      <w:proofErr w:type="spellStart"/>
-      <w:proofErr w:type="gramStart"/>
-      <w:r>
-        <w:t>pd.read</w:t>
-      </w:r>
-      <w:proofErr w:type="gramEnd"/>
-      <w:r>
-        <w:t>_</w:t>
-      </w:r>
-      <w:proofErr w:type="gramStart"/>
-      <w:r>
-        <w:t>sql</w:t>
-      </w:r>
-      <w:proofErr w:type="spellEnd"/>
-      <w:r>
-        <w:t>(</w:t>
-      </w:r>
-      <w:proofErr w:type="gramEnd"/>
-    </w:p>
-    <w:p>
-      <w:r>
-        <w:t xml:space="preserve">            </w:t>
-      </w:r>
-      <w:proofErr w:type="spellStart"/>
-      <w:r>
-        <w:t>control_query</w:t>
-      </w:r>
-      <w:proofErr w:type="spellEnd"/>
-      <w:r>
-        <w:t>,</w:t>
-      </w:r>
-    </w:p>
-    <w:p>
-      <w:r>
-        <w:t>            engine</w:t>
-      </w:r>
-    </w:p>
-    <w:p>
-      <w:r>
-        <w:t xml:space="preserve">        </w:t>
-      </w:r>
-      <w:proofErr w:type="gramStart"/>
-      <w:r>
-        <w:t>).</w:t>
-      </w:r>
-      <w:proofErr w:type="spellStart"/>
-      <w:r>
-        <w:t>iloc</w:t>
-      </w:r>
-      <w:proofErr w:type="spellEnd"/>
-      <w:proofErr w:type="gramEnd"/>
-      <w:r>
-        <w:t xml:space="preserve">[0,0] </w:t>
-      </w:r>
-    </w:p>
-    <w:p/>
-    <w:p>
-      <w:r>
-        <w:t xml:space="preserve"># Filter only new rows         </w:t>
-      </w:r>
-    </w:p>
-    <w:p>
-      <w:r>
-        <w:t xml:space="preserve">        </w:t>
-      </w:r>
-      <w:proofErr w:type="spellStart"/>
-      <w:r>
-        <w:t>df</w:t>
-      </w:r>
-      <w:proofErr w:type="spellEnd"/>
-      <w:r>
-        <w:t xml:space="preserve"> = </w:t>
-      </w:r>
-      <w:proofErr w:type="spellStart"/>
-      <w:proofErr w:type="gramStart"/>
-      <w:r>
-        <w:t>df</w:t>
-      </w:r>
-      <w:proofErr w:type="spellEnd"/>
-      <w:r>
-        <w:t>[</w:t>
-      </w:r>
-      <w:proofErr w:type="gramEnd"/>
-    </w:p>
-    <w:p>
-      <w:r>
-        <w:t xml:space="preserve">            </w:t>
-      </w:r>
-      <w:proofErr w:type="spellStart"/>
-      <w:r>
-        <w:t>df</w:t>
-      </w:r>
-      <w:proofErr w:type="spellEnd"/>
-      <w:r>
-        <w:t>['</w:t>
-      </w:r>
-      <w:proofErr w:type="spellStart"/>
-      <w:r>
-        <w:t>row_id</w:t>
-      </w:r>
-      <w:proofErr w:type="spellEnd"/>
-      <w:r>
-        <w:t xml:space="preserve">'] &gt; </w:t>
-      </w:r>
-      <w:proofErr w:type="spellStart"/>
-      <w:r>
-        <w:t>last_row_id</w:t>
-      </w:r>
-      <w:proofErr w:type="spellEnd"/>
-    </w:p>
-    <w:p>
-      <w:r>
-        <w:t>        ]</w:t>
-      </w:r>
-    </w:p>
-    <w:p/>
-    <w:p>
-      <w:r>
-        <w:t># WHAT THIS DOES</w:t>
-      </w:r>
-    </w:p>
-    <w:p/>
-    <w:p>
-      <w:r>
-        <w:t># If last loaded row was: 9800</w:t>
-      </w:r>
-    </w:p>
-    <w:p>
-      <w:r>
-        <w:t xml:space="preserve"># </w:t>
-      </w:r>
-      <w:proofErr w:type="gramStart"/>
-      <w:r>
-        <w:t>then</w:t>
-      </w:r>
-      <w:proofErr w:type="gramEnd"/>
-      <w:r>
-        <w:t>:</w:t>
-      </w:r>
-    </w:p>
-    <w:p>
-      <w:r>
-        <w:t>#         9801 loads</w:t>
-      </w:r>
-    </w:p>
-    <w:p>
-      <w:r>
-        <w:t>#         9802 loads</w:t>
-      </w:r>
-    </w:p>
-    <w:p>
-      <w:r>
-        <w:t>#         older rows ignored</w:t>
-      </w:r>
-    </w:p>
-    <w:p>
-      <w:r>
-        <w:t># VERY FAST.</w:t>
-      </w:r>
-    </w:p>
-    <w:p/>
-    <w:p>
-      <w:r>
-        <w:t xml:space="preserve"># </w:t>
-      </w:r>
-      <w:r>
-        <w:rPr>
-          <w:rFonts w:ascii="Segoe UI Emoji" w:hAnsi="Segoe UI Emoji" w:cs="Segoe UI Emoji"/>
-        </w:rPr>
-        <w:t>✅</w:t>
-      </w:r>
-      <w:r>
-        <w:t xml:space="preserve"> CHECK EMPTY DATAFRAME</w:t>
-      </w:r>
-    </w:p>
-    <w:p>
-      <w:r>
-        <w:lastRenderedPageBreak/>
-        <w:t xml:space="preserve">        if </w:t>
-      </w:r>
-      <w:proofErr w:type="spellStart"/>
-      <w:proofErr w:type="gramStart"/>
-      <w:r>
-        <w:t>df.empty</w:t>
-      </w:r>
-      <w:proofErr w:type="spellEnd"/>
-      <w:proofErr w:type="gramEnd"/>
-      <w:r>
-        <w:t>:</w:t>
-      </w:r>
-    </w:p>
-    <w:p/>
-    <w:p>
-      <w:r>
-        <w:t xml:space="preserve">            </w:t>
-      </w:r>
-      <w:proofErr w:type="spellStart"/>
-      <w:proofErr w:type="gramStart"/>
-      <w:r>
-        <w:t>logger.warning</w:t>
-      </w:r>
-      <w:proofErr w:type="spellEnd"/>
-      <w:proofErr w:type="gramEnd"/>
-      <w:r>
-        <w:t>(</w:t>
-      </w:r>
-    </w:p>
-    <w:p>
-      <w:r>
-        <w:t xml:space="preserve">                </w:t>
-      </w:r>
-      <w:proofErr w:type="spellStart"/>
-      <w:r>
-        <w:t>f"No</w:t>
-      </w:r>
-      <w:proofErr w:type="spellEnd"/>
-      <w:r>
-        <w:t xml:space="preserve"> new rows found in {file.name}"</w:t>
-      </w:r>
-    </w:p>
-    <w:p>
-      <w:r>
-        <w:t>            )</w:t>
-      </w:r>
-    </w:p>
-    <w:p/>
-    <w:p>
-      <w:r>
-        <w:t xml:space="preserve">            </w:t>
-      </w:r>
-      <w:proofErr w:type="spellStart"/>
-      <w:r>
-        <w:t>archive_path</w:t>
-      </w:r>
-      <w:proofErr w:type="spellEnd"/>
-      <w:r>
-        <w:t xml:space="preserve"> = ARCHIVE_DIR / file.name</w:t>
-      </w:r>
-    </w:p>
-    <w:p>
-      <w:r>
-        <w:t xml:space="preserve">            </w:t>
-      </w:r>
-      <w:proofErr w:type="spellStart"/>
-      <w:proofErr w:type="gramStart"/>
-      <w:r>
-        <w:t>file.rename</w:t>
-      </w:r>
-      <w:proofErr w:type="spellEnd"/>
-      <w:proofErr w:type="gramEnd"/>
-      <w:r>
-        <w:t>(</w:t>
-      </w:r>
-      <w:proofErr w:type="spellStart"/>
-      <w:r>
-        <w:t>archive_path</w:t>
-      </w:r>
-      <w:proofErr w:type="spellEnd"/>
-      <w:r>
-        <w:t>)</w:t>
-      </w:r>
-    </w:p>
-    <w:p/>
-    <w:p>
-      <w:r>
-        <w:t xml:space="preserve">            </w:t>
-      </w:r>
-      <w:proofErr w:type="gramStart"/>
-      <w:r>
-        <w:t>logger.info(</w:t>
-      </w:r>
-      <w:proofErr w:type="gramEnd"/>
-    </w:p>
-    <w:p>
-      <w:r>
-        <w:t>                f"{file.name} archived (no new rows)"</w:t>
-      </w:r>
-    </w:p>
-    <w:p>
-      <w:r>
-        <w:t>            )</w:t>
-      </w:r>
-    </w:p>
-    <w:p/>
-    <w:p>
-      <w:r>
-        <w:t>            continue</w:t>
-      </w:r>
-    </w:p>
-    <w:p/>
-    <w:p>
-      <w:r>
-        <w:t># STEP 20 — ADD SOURCE FILE</w:t>
-      </w:r>
-    </w:p>
-    <w:p/>
-    <w:p>
-      <w:r>
-        <w:t xml:space="preserve">        </w:t>
-      </w:r>
-      <w:proofErr w:type="spellStart"/>
-      <w:r>
-        <w:t>df</w:t>
-      </w:r>
-      <w:proofErr w:type="spellEnd"/>
-      <w:r>
-        <w:t>['</w:t>
-      </w:r>
-      <w:proofErr w:type="spellStart"/>
-      <w:r>
-        <w:t>source_file</w:t>
-      </w:r>
-      <w:proofErr w:type="spellEnd"/>
-      <w:r>
-        <w:t>'] = file.name</w:t>
-      </w:r>
-    </w:p>
-    <w:p/>
-    <w:p>
-      <w:r>
-        <w:t># STEP 21 — LOAD FACT TABLE</w:t>
-      </w:r>
-    </w:p>
-    <w:p/>
-    <w:p>
-      <w:r>
-        <w:t xml:space="preserve">        </w:t>
-      </w:r>
-      <w:proofErr w:type="spellStart"/>
-      <w:r>
-        <w:t>df.to_</w:t>
-      </w:r>
-      <w:proofErr w:type="gramStart"/>
-      <w:r>
-        <w:t>sql</w:t>
-      </w:r>
-      <w:proofErr w:type="spellEnd"/>
-      <w:r>
-        <w:t>(</w:t>
-      </w:r>
-      <w:proofErr w:type="gramEnd"/>
-    </w:p>
-    <w:p>
-      <w:r>
-        <w:t>            "</w:t>
-      </w:r>
-      <w:proofErr w:type="spellStart"/>
-      <w:proofErr w:type="gramStart"/>
-      <w:r>
-        <w:t>fact</w:t>
-      </w:r>
-      <w:proofErr w:type="gramEnd"/>
-      <w:r>
-        <w:t>_sales</w:t>
-      </w:r>
-      <w:proofErr w:type="spellEnd"/>
-      <w:r>
-        <w:t>",</w:t>
-      </w:r>
-    </w:p>
-    <w:p>
-      <w:r>
-        <w:t>            engine,</w:t>
-      </w:r>
-    </w:p>
-    <w:p>
-      <w:r>
-        <w:t xml:space="preserve">            </w:t>
-      </w:r>
-      <w:proofErr w:type="spellStart"/>
-      <w:r>
-        <w:t>if_exists</w:t>
-      </w:r>
-      <w:proofErr w:type="spellEnd"/>
-      <w:r>
-        <w:t>="append",</w:t>
-      </w:r>
-    </w:p>
-    <w:p>
-      <w:r>
-        <w:t>            index=False,</w:t>
-      </w:r>
-    </w:p>
-    <w:p>
-      <w:r>
-        <w:t xml:space="preserve">            </w:t>
-      </w:r>
-      <w:proofErr w:type="spellStart"/>
-      <w:r>
-        <w:t>chunksize</w:t>
-      </w:r>
-      <w:proofErr w:type="spellEnd"/>
-      <w:r>
-        <w:t>=1000,</w:t>
-      </w:r>
-    </w:p>
-    <w:p>
-      <w:r>
-        <w:t>            method="multi"</w:t>
-      </w:r>
-    </w:p>
-    <w:p>
-      <w:r>
-        <w:lastRenderedPageBreak/>
-        <w:t>        )</w:t>
-      </w:r>
-    </w:p>
-    <w:p/>
-    <w:p>
-      <w:r>
-        <w:t># STEP 22 — UPDATE CONTROL TABLE</w:t>
-      </w:r>
-    </w:p>
-    <w:p>
-      <w:r>
-        <w:t xml:space="preserve">        </w:t>
-      </w:r>
-      <w:proofErr w:type="spellStart"/>
-      <w:r>
-        <w:t>max_row_id</w:t>
-      </w:r>
-      <w:proofErr w:type="spellEnd"/>
-      <w:r>
-        <w:t xml:space="preserve"> = </w:t>
-      </w:r>
-      <w:proofErr w:type="spellStart"/>
-      <w:r>
-        <w:t>df</w:t>
-      </w:r>
-      <w:proofErr w:type="spellEnd"/>
-      <w:r>
-        <w:t>['</w:t>
-      </w:r>
-      <w:proofErr w:type="spellStart"/>
-      <w:r>
-        <w:t>row_id</w:t>
-      </w:r>
-      <w:proofErr w:type="spellEnd"/>
-      <w:r>
-        <w:t>'].</w:t>
-      </w:r>
-      <w:proofErr w:type="gramStart"/>
-      <w:r>
-        <w:t>max(</w:t>
-      </w:r>
-      <w:proofErr w:type="gramEnd"/>
-      <w:r>
-        <w:t>)</w:t>
-      </w:r>
-    </w:p>
-    <w:p/>
-    <w:p>
-      <w:r>
-        <w:t xml:space="preserve">        with </w:t>
-      </w:r>
-      <w:proofErr w:type="spellStart"/>
-      <w:proofErr w:type="gramStart"/>
-      <w:r>
-        <w:t>engine.begin</w:t>
-      </w:r>
-      <w:proofErr w:type="spellEnd"/>
-      <w:proofErr w:type="gramEnd"/>
-      <w:r>
-        <w:t>() as connection:</w:t>
-      </w:r>
-    </w:p>
-    <w:p>
-      <w:r>
-        <w:t xml:space="preserve">            </w:t>
-      </w:r>
-      <w:proofErr w:type="spellStart"/>
-      <w:proofErr w:type="gramStart"/>
-      <w:r>
-        <w:t>connection.execute</w:t>
-      </w:r>
-      <w:proofErr w:type="spellEnd"/>
-      <w:proofErr w:type="gramEnd"/>
-      <w:r>
-        <w:t>(</w:t>
-      </w:r>
-    </w:p>
-    <w:p>
-      <w:r>
-        <w:t xml:space="preserve">                </w:t>
-      </w:r>
-      <w:proofErr w:type="gramStart"/>
-      <w:r>
-        <w:t>text(</w:t>
-      </w:r>
-      <w:proofErr w:type="gramEnd"/>
-      <w:r>
-        <w:t>"""</w:t>
-      </w:r>
-    </w:p>
-    <w:p>
-      <w:r>
-        <w:t xml:space="preserve">            UPDATE </w:t>
-      </w:r>
-      <w:proofErr w:type="spellStart"/>
-      <w:r>
-        <w:t>etl_control</w:t>
-      </w:r>
-      <w:proofErr w:type="spellEnd"/>
-    </w:p>
-    <w:p>
-      <w:r>
-        <w:t>            SET</w:t>
-      </w:r>
-    </w:p>
-    <w:p>
-      <w:r>
-        <w:t xml:space="preserve">                </w:t>
-      </w:r>
-      <w:proofErr w:type="spellStart"/>
-      <w:r>
-        <w:t>last_loaded_row_id</w:t>
-      </w:r>
-      <w:proofErr w:type="spellEnd"/>
-      <w:r>
-        <w:t xml:space="preserve"> </w:t>
-      </w:r>
-      <w:proofErr w:type="gramStart"/>
-      <w:r>
-        <w:t>= :</w:t>
-      </w:r>
-      <w:proofErr w:type="spellStart"/>
-      <w:r>
-        <w:t>row</w:t>
-      </w:r>
-      <w:proofErr w:type="gramEnd"/>
-      <w:r>
-        <w:t>_id</w:t>
-      </w:r>
-      <w:proofErr w:type="spellEnd"/>
-      <w:r>
-        <w:t>,</w:t>
-      </w:r>
-    </w:p>
-    <w:p>
-      <w:r>
-        <w:t xml:space="preserve">                </w:t>
-      </w:r>
-      <w:proofErr w:type="spellStart"/>
-      <w:r>
-        <w:t>last_run</w:t>
-      </w:r>
-      <w:proofErr w:type="spellEnd"/>
-      <w:r>
-        <w:t xml:space="preserve"> = </w:t>
-      </w:r>
-      <w:proofErr w:type="gramStart"/>
-      <w:r>
-        <w:t>NOW(</w:t>
-      </w:r>
-      <w:proofErr w:type="gramEnd"/>
-      <w:r>
-        <w:t>)</w:t>
-      </w:r>
-    </w:p>
-    <w:p>
-      <w:r>
-        <w:t>            WHERE id = 1</w:t>
-      </w:r>
-    </w:p>
-    <w:p>
-      <w:r>
-        <w:t>        """),</w:t>
-      </w:r>
-    </w:p>
-    <w:p>
-      <w:r>
-        <w:t>        {"</w:t>
-      </w:r>
-      <w:proofErr w:type="spellStart"/>
-      <w:r>
-        <w:t>row_id</w:t>
-      </w:r>
-      <w:proofErr w:type="spellEnd"/>
-      <w:r>
-        <w:t>": int(</w:t>
-      </w:r>
-      <w:proofErr w:type="spellStart"/>
-      <w:r>
-        <w:t>max_row_id</w:t>
-      </w:r>
-      <w:proofErr w:type="spellEnd"/>
-      <w:r>
-        <w:t>)}</w:t>
-      </w:r>
-    </w:p>
-    <w:p>
-      <w:r>
-        <w:t>    )</w:t>
-      </w:r>
-    </w:p>
-    <w:p>
-      <w:r>
-        <w:t xml:space="preserve">        </w:t>
-      </w:r>
-      <w:proofErr w:type="gramStart"/>
-      <w:r>
-        <w:t>logger.info(</w:t>
-      </w:r>
-      <w:proofErr w:type="spellStart"/>
-      <w:proofErr w:type="gramEnd"/>
-      <w:r>
-        <w:t>f"ETL</w:t>
-      </w:r>
-      <w:proofErr w:type="spellEnd"/>
-      <w:r>
-        <w:t xml:space="preserve"> Control Updated: {</w:t>
-      </w:r>
-      <w:proofErr w:type="spellStart"/>
-      <w:r>
-        <w:t>max_row_id</w:t>
-      </w:r>
-      <w:proofErr w:type="spellEnd"/>
-      <w:r>
-        <w:t>}")</w:t>
-      </w:r>
-    </w:p>
-    <w:p/>
-    <w:p>
-      <w:r>
-        <w:t># STEP 23 — MOVE FILE TO ARCHIVE</w:t>
-      </w:r>
-    </w:p>
-    <w:p>
-      <w:r>
-        <w:t xml:space="preserve">        </w:t>
-      </w:r>
-      <w:proofErr w:type="spellStart"/>
-      <w:r>
-        <w:t>archive_path</w:t>
-      </w:r>
-      <w:proofErr w:type="spellEnd"/>
-      <w:r>
-        <w:t xml:space="preserve"> = ARCHIVE_DIR / file.name</w:t>
-      </w:r>
-    </w:p>
-    <w:p/>
-    <w:p>
-      <w:r>
-        <w:t xml:space="preserve">        </w:t>
-      </w:r>
-      <w:proofErr w:type="spellStart"/>
-      <w:proofErr w:type="gramStart"/>
-      <w:r>
-        <w:t>file.rename</w:t>
-      </w:r>
-      <w:proofErr w:type="spellEnd"/>
-      <w:proofErr w:type="gramEnd"/>
-      <w:r>
-        <w:t>(</w:t>
-      </w:r>
-      <w:proofErr w:type="spellStart"/>
-      <w:r>
-        <w:t>archive_path</w:t>
-      </w:r>
-      <w:proofErr w:type="spellEnd"/>
-      <w:r>
-        <w:t>)</w:t>
-      </w:r>
-    </w:p>
-    <w:p/>
-    <w:p>
-      <w:r>
-        <w:t xml:space="preserve">        </w:t>
-      </w:r>
-      <w:proofErr w:type="spellStart"/>
-      <w:proofErr w:type="gramStart"/>
-      <w:r>
-        <w:t>logger.success</w:t>
-      </w:r>
-      <w:proofErr w:type="spellEnd"/>
-      <w:proofErr w:type="gramEnd"/>
-      <w:r>
-        <w:t>(f"{file.name} archived")</w:t>
-      </w:r>
-    </w:p>
-    <w:p/>
-    <w:p>
-      <w:r>
-        <w:t># STEP 24 — HANDLE ERRORS</w:t>
-      </w:r>
-    </w:p>
-    <w:p>
-      <w:r>
-        <w:t>    except Exception as e:</w:t>
-      </w:r>
-    </w:p>
-    <w:p/>
-    <w:p>
-      <w:r>
-        <w:lastRenderedPageBreak/>
-        <w:t xml:space="preserve">        </w:t>
-      </w:r>
-      <w:proofErr w:type="spellStart"/>
-      <w:proofErr w:type="gramStart"/>
-      <w:r>
-        <w:t>logger.error</w:t>
-      </w:r>
-      <w:proofErr w:type="spellEnd"/>
-      <w:proofErr w:type="gramEnd"/>
-      <w:r>
-        <w:t>(str(e))</w:t>
-      </w:r>
-    </w:p>
-    <w:p/>
-    <w:p>
-      <w:r>
-        <w:t xml:space="preserve">        </w:t>
-      </w:r>
-      <w:proofErr w:type="spellStart"/>
-      <w:r>
-        <w:t>failed_path</w:t>
-      </w:r>
-      <w:proofErr w:type="spellEnd"/>
-      <w:r>
-        <w:t xml:space="preserve"> = FAILED_DIR / file.name</w:t>
-      </w:r>
-    </w:p>
-    <w:p/>
-    <w:p>
-      <w:r>
-        <w:t xml:space="preserve">        </w:t>
-      </w:r>
-      <w:proofErr w:type="spellStart"/>
-      <w:proofErr w:type="gramStart"/>
-      <w:r>
-        <w:t>file.rename</w:t>
-      </w:r>
-      <w:proofErr w:type="spellEnd"/>
-      <w:proofErr w:type="gramEnd"/>
-      <w:r>
-        <w:t>(</w:t>
-      </w:r>
-      <w:proofErr w:type="spellStart"/>
-      <w:r>
-        <w:t>failed_path</w:t>
-      </w:r>
-      <w:proofErr w:type="spellEnd"/>
-      <w:r>
-        <w:t>)</w:t>
-      </w:r>
-    </w:p>
-    <w:p/>
-    <w:p>
-      <w:r>
-        <w:t># WHAT THIS DOES</w:t>
-      </w:r>
-    </w:p>
-    <w:p>
-      <w:r>
-        <w:t># If file breaks:</w:t>
-      </w:r>
-    </w:p>
-    <w:p>
-      <w:r>
-        <w:t>#    </w:t>
-      </w:r>
-      <w:proofErr w:type="gramStart"/>
-      <w:r>
-        <w:t>move</w:t>
-      </w:r>
-      <w:proofErr w:type="gramEnd"/>
-      <w:r>
-        <w:t xml:space="preserve"> to failed folder</w:t>
-      </w:r>
-    </w:p>
-    <w:p>
-      <w:r>
-        <w:t>#    pipeline continues</w:t>
-      </w:r>
-    </w:p>
-    <w:p>
-      <w:r>
-        <w:t xml:space="preserve"># This is REAL production </w:t>
-      </w:r>
-      <w:proofErr w:type="spellStart"/>
-      <w:r>
-        <w:t>behavior</w:t>
-      </w:r>
-      <w:proofErr w:type="spellEnd"/>
-      <w:r>
-        <w:t>.  </w:t>
-      </w:r>
-    </w:p>
-    <w:p>
-      <w:r>
-        <w:t> </w:t>
-      </w:r>
-    </w:p>
-    <w:p/>
-    <w:p>
-      <w:r>
-        <w:t># STEP 25 — RUN PIPELINE</w:t>
-      </w:r>
-    </w:p>
-    <w:p>
-      <w:r>
-        <w:t># Go to root:</w:t>
-      </w:r>
-    </w:p>
-    <w:p>
-      <w:r>
-        <w:t># cd "C:\Users\shash\Documents\Project\Business_KPI_Dashboard"</w:t>
-      </w:r>
-    </w:p>
-    <w:p/>
-    <w:p>
-      <w:r>
-        <w:t># Run:</w:t>
-      </w:r>
-    </w:p>
-    <w:p>
       <w:pPr>
         <w:pBdr>
+          <w:top w:val="single" w:sz="6" w:space="1" w:color="auto"/>
           <w:bottom w:val="single" w:sz="6" w:space="1" w:color="auto"/>
         </w:pBdr>
       </w:pPr>
-      <w:r>
-        <w:t xml:space="preserve"># </w:t>
-      </w:r>
-      <w:proofErr w:type="gramStart"/>
-      <w:r>
-        <w:t>python .</w:t>
-      </w:r>
-      <w:proofErr w:type="gramEnd"/>
-      <w:r>
-        <w:t>\scripts\etl_pipeline.py</w:t>
-      </w:r>
-    </w:p>
-    <w:p/>
-    <w:p>
-      <w:pPr>
+    </w:p>
+    <w:p>
+      <w:r>
         <w:rPr>
           <w:b/>
           <w:bCs/>
         </w:rPr>
-      </w:pPr>
-      <w:r>
+        <w:t>Data Validation Phase</w:t>
+      </w:r>
+      <w:r>
+        <w:t xml:space="preserve"> — this is where real Data Engineers verify whether the ETL actually loaded data correctly.</w:t>
+      </w:r>
+    </w:p>
+    <w:p>
+      <w:pPr>
         <w:rPr>
           <w:b/>
           <w:bCs/>
         </w:rPr>
-        <w:t>WHAT YOU HAVE NOW</w:t>
-      </w:r>
-    </w:p>
-    <w:p>
-      <w:r>
-        <w:t>You built:</w:t>
-      </w:r>
-    </w:p>
-    <w:p>
+      </w:pPr>
+      <w:r>
+        <w:rPr>
+          <w:b/>
+          <w:bCs/>
+        </w:rPr>
+        <w:t>STEP 1 — OPEN MYSQL</w:t>
+      </w:r>
+    </w:p>
+    <w:p>
+      <w:r>
+        <w:t>Inside terminal:</w:t>
+      </w:r>
+    </w:p>
+    <w:p>
+      <w:proofErr w:type="spellStart"/>
+      <w:r>
+        <w:t>mysql</w:t>
+      </w:r>
+      <w:proofErr w:type="spellEnd"/>
+      <w:r>
+        <w:t xml:space="preserve"> -u root -p</w:t>
+      </w:r>
+    </w:p>
+    <w:p>
+      <w:r>
+        <w:t>Enter your password.</w:t>
+      </w:r>
+    </w:p>
+    <w:p>
+      <w:r>
+        <w:pict w14:anchorId="3B115BA4">
+          <v:rect id="_x0000_i1126" style="width:0;height:1.5pt" o:hralign="center" o:hrstd="t" o:hr="t" fillcolor="#a0a0a0" stroked="f"/>
+        </w:pict>
+      </w:r>
+    </w:p>
+    <w:p>
+      <w:pPr>
+        <w:rPr>
+          <w:b/>
+          <w:bCs/>
+        </w:rPr>
+      </w:pPr>
+      <w:r>
+        <w:rPr>
+          <w:b/>
+          <w:bCs/>
+        </w:rPr>
+        <w:t>STEP 2 — USE DATABASE</w:t>
+      </w:r>
+    </w:p>
+    <w:p>
+      <w:r>
+        <w:t xml:space="preserve">USE </w:t>
+      </w:r>
+      <w:proofErr w:type="spellStart"/>
+      <w:r>
+        <w:t>business_kpi_dashboard</w:t>
+      </w:r>
+      <w:proofErr w:type="spellEnd"/>
+      <w:r>
+        <w:t>;</w:t>
+      </w:r>
+    </w:p>
+    <w:p>
+      <w:r>
+        <w:t>(Replace with your DB name)</w:t>
+      </w:r>
+    </w:p>
+    <w:p>
+      <w:r>
+        <w:pict w14:anchorId="23F56DBC">
+          <v:rect id="_x0000_i1127" style="width:0;height:1.5pt" o:hralign="center" o:hrstd="t" o:hr="t" fillcolor="#a0a0a0" stroked="f"/>
+        </w:pict>
+      </w:r>
+    </w:p>
+    <w:p>
+      <w:pPr>
+        <w:rPr>
+          <w:b/>
+          <w:bCs/>
+        </w:rPr>
+      </w:pPr>
+      <w:r>
+        <w:rPr>
+          <w:b/>
+          <w:bCs/>
+        </w:rPr>
+        <w:t>STEP 3 — CHECK TABLES</w:t>
+      </w:r>
+    </w:p>
+    <w:p>
+      <w:r>
+        <w:t>SHOW TABLES;</w:t>
+      </w:r>
+    </w:p>
+    <w:p>
+      <w:r>
+        <w:t>You should see:</w:t>
+      </w:r>
+    </w:p>
+    <w:p>
+      <w:proofErr w:type="spellStart"/>
+      <w:r>
+        <w:t>fact_sales</w:t>
+      </w:r>
+      <w:proofErr w:type="spellEnd"/>
+      <w:r>
+        <w:br/>
+      </w:r>
+      <w:proofErr w:type="spellStart"/>
+      <w:r>
+        <w:t>etl_control</w:t>
+      </w:r>
+      <w:proofErr w:type="spellEnd"/>
+      <w:r>
+        <w:br/>
+      </w:r>
+      <w:proofErr w:type="spellStart"/>
+      <w:r>
+        <w:t>dim_customer</w:t>
+      </w:r>
+      <w:proofErr w:type="spellEnd"/>
+      <w:r>
+        <w:br/>
+      </w:r>
+      <w:proofErr w:type="spellStart"/>
+      <w:r>
+        <w:t>dim_product</w:t>
+      </w:r>
+      <w:proofErr w:type="spellEnd"/>
+      <w:r>
+        <w:br/>
+      </w:r>
+      <w:proofErr w:type="spellStart"/>
+      <w:r>
+        <w:t>dim_region</w:t>
+      </w:r>
+      <w:proofErr w:type="spellEnd"/>
+      <w:r>
+        <w:br/>
+      </w:r>
+      <w:proofErr w:type="spellStart"/>
+      <w:r>
+        <w:t>dim_date</w:t>
+      </w:r>
+      <w:proofErr w:type="spellEnd"/>
+    </w:p>
+    <w:p>
+      <w:r>
+        <w:pict w14:anchorId="197F7FE5">
+          <v:rect id="_x0000_i1128" style="width:0;height:1.5pt" o:hralign="center" o:hrstd="t" o:hr="t" fillcolor="#a0a0a0" stroked="f"/>
+        </w:pict>
+      </w:r>
+    </w:p>
+    <w:p>
+      <w:pPr>
+        <w:rPr>
+          <w:b/>
+          <w:bCs/>
+        </w:rPr>
+      </w:pPr>
+      <w:r>
+        <w:rPr>
+          <w:b/>
+          <w:bCs/>
+        </w:rPr>
+        <w:t>STEP 4 — CHECK ROW COUNT</w:t>
+      </w:r>
+    </w:p>
+    <w:p>
+      <w:r>
+        <w:t>MOST IMPORTANT CHECK.</w:t>
+      </w:r>
+    </w:p>
+    <w:p>
+      <w:r>
+        <w:t xml:space="preserve">SELECT COUNT(*) FROM </w:t>
+      </w:r>
+      <w:proofErr w:type="spellStart"/>
+      <w:r>
+        <w:t>fact_sales</w:t>
+      </w:r>
+      <w:proofErr w:type="spellEnd"/>
+      <w:r>
+        <w:t>;</w:t>
+      </w:r>
+    </w:p>
+    <w:p>
+      <w:r>
+        <w:t>Example output:</w:t>
+      </w:r>
+    </w:p>
+    <w:p>
+      <w:r>
+        <w:lastRenderedPageBreak/>
+        <w:t>+----------+</w:t>
+      </w:r>
+      <w:r>
+        <w:br/>
+        <w:t>| COUNT(*) |</w:t>
+      </w:r>
+      <w:r>
+        <w:br/>
+        <w:t>+----------+</w:t>
+      </w:r>
+      <w:r>
+        <w:br/>
+        <w:t>| 9994     |</w:t>
+      </w:r>
+      <w:r>
+        <w:br/>
+        <w:t>+----------+</w:t>
+      </w:r>
+    </w:p>
+    <w:p>
+      <w:r>
+        <w:t>This means:</w:t>
+      </w:r>
+      <w:r>
+        <w:br/>
+      </w:r>
       <w:r>
         <w:rPr>
           <w:rFonts w:ascii="Segoe UI Emoji" w:hAnsi="Segoe UI Emoji" w:cs="Segoe UI Emoji"/>
@@ -4346,7 +4865,474 @@
         <w:t>✅</w:t>
       </w:r>
       <w:r>
-        <w:t xml:space="preserve"> automated ingestion</w:t>
+        <w:t xml:space="preserve"> data loaded successfully</w:t>
+      </w:r>
+    </w:p>
+    <w:p>
+      <w:r>
+        <w:pict w14:anchorId="4B5A2951">
+          <v:rect id="_x0000_i1129" style="width:0;height:1.5pt" o:hralign="center" o:hrstd="t" o:hr="t" fillcolor="#a0a0a0" stroked="f"/>
+        </w:pict>
+      </w:r>
+    </w:p>
+    <w:p>
+      <w:pPr>
+        <w:rPr>
+          <w:b/>
+          <w:bCs/>
+        </w:rPr>
+      </w:pPr>
+      <w:r>
+        <w:rPr>
+          <w:b/>
+          <w:bCs/>
+        </w:rPr>
+        <w:t>STEP 5 — VIEW ACTUAL DATA</w:t>
+      </w:r>
+    </w:p>
+    <w:p>
+      <w:r>
+        <w:t xml:space="preserve">SELECT * FROM </w:t>
+      </w:r>
+      <w:proofErr w:type="spellStart"/>
+      <w:r>
+        <w:t>fact_sales</w:t>
+      </w:r>
+      <w:proofErr w:type="spellEnd"/>
+      <w:r>
+        <w:t xml:space="preserve"> LIMIT 10;</w:t>
+      </w:r>
+    </w:p>
+    <w:p>
+      <w:r>
+        <w:t>You should see rows like:</w:t>
+      </w:r>
+    </w:p>
+    <w:tbl>
+      <w:tblPr>
+        <w:tblW w:w="0" w:type="auto"/>
+        <w:tblCellSpacing w:w="15" w:type="dxa"/>
+        <w:tblCellMar>
+          <w:top w:w="15" w:type="dxa"/>
+          <w:left w:w="15" w:type="dxa"/>
+          <w:bottom w:w="15" w:type="dxa"/>
+          <w:right w:w="15" w:type="dxa"/>
+        </w:tblCellMar>
+        <w:tblLook w:val="04A0" w:firstRow="1" w:lastRow="0" w:firstColumn="1" w:lastColumn="0" w:noHBand="0" w:noVBand="1"/>
+      </w:tblPr>
+      <w:tblGrid>
+        <w:gridCol w:w="773"/>
+        <w:gridCol w:w="1689"/>
+        <w:gridCol w:w="1677"/>
+        <w:gridCol w:w="744"/>
+      </w:tblGrid>
+      <w:tr>
+        <w:trPr>
+          <w:tblHeader/>
+          <w:tblCellSpacing w:w="15" w:type="dxa"/>
+        </w:trPr>
+        <w:tc>
+          <w:tcPr>
+            <w:tcW w:w="0" w:type="auto"/>
+            <w:vAlign w:val="center"/>
+            <w:hideMark/>
+          </w:tcPr>
+          <w:p>
+            <w:pPr>
+              <w:rPr>
+                <w:b/>
+                <w:bCs/>
+              </w:rPr>
+            </w:pPr>
+            <w:proofErr w:type="spellStart"/>
+            <w:r>
+              <w:rPr>
+                <w:b/>
+                <w:bCs/>
+              </w:rPr>
+              <w:t>row_id</w:t>
+            </w:r>
+            <w:proofErr w:type="spellEnd"/>
+          </w:p>
+        </w:tc>
+        <w:tc>
+          <w:tcPr>
+            <w:tcW w:w="0" w:type="auto"/>
+            <w:vAlign w:val="center"/>
+            <w:hideMark/>
+          </w:tcPr>
+          <w:p>
+            <w:pPr>
+              <w:rPr>
+                <w:b/>
+                <w:bCs/>
+              </w:rPr>
+            </w:pPr>
+            <w:proofErr w:type="spellStart"/>
+            <w:r>
+              <w:rPr>
+                <w:b/>
+                <w:bCs/>
+              </w:rPr>
+              <w:t>order_id</w:t>
+            </w:r>
+            <w:proofErr w:type="spellEnd"/>
+          </w:p>
+        </w:tc>
+        <w:tc>
+          <w:tcPr>
+            <w:tcW w:w="0" w:type="auto"/>
+            <w:vAlign w:val="center"/>
+            <w:hideMark/>
+          </w:tcPr>
+          <w:p>
+            <w:pPr>
+              <w:rPr>
+                <w:b/>
+                <w:bCs/>
+              </w:rPr>
+            </w:pPr>
+            <w:proofErr w:type="spellStart"/>
+            <w:r>
+              <w:rPr>
+                <w:b/>
+                <w:bCs/>
+              </w:rPr>
+              <w:t>customer_name</w:t>
+            </w:r>
+            <w:proofErr w:type="spellEnd"/>
+          </w:p>
+        </w:tc>
+        <w:tc>
+          <w:tcPr>
+            <w:tcW w:w="0" w:type="auto"/>
+            <w:vAlign w:val="center"/>
+            <w:hideMark/>
+          </w:tcPr>
+          <w:p>
+            <w:pPr>
+              <w:rPr>
+                <w:b/>
+                <w:bCs/>
+              </w:rPr>
+            </w:pPr>
+            <w:r>
+              <w:rPr>
+                <w:b/>
+                <w:bCs/>
+              </w:rPr>
+              <w:t>sales</w:t>
+            </w:r>
+          </w:p>
+        </w:tc>
+      </w:tr>
+      <w:tr>
+        <w:trPr>
+          <w:tblCellSpacing w:w="15" w:type="dxa"/>
+        </w:trPr>
+        <w:tc>
+          <w:tcPr>
+            <w:tcW w:w="0" w:type="auto"/>
+            <w:vAlign w:val="center"/>
+            <w:hideMark/>
+          </w:tcPr>
+          <w:p>
+            <w:r>
+              <w:t>1</w:t>
+            </w:r>
+          </w:p>
+        </w:tc>
+        <w:tc>
+          <w:tcPr>
+            <w:tcW w:w="0" w:type="auto"/>
+            <w:vAlign w:val="center"/>
+            <w:hideMark/>
+          </w:tcPr>
+          <w:p>
+            <w:r>
+              <w:t>CA-2017-152156</w:t>
+            </w:r>
+          </w:p>
+        </w:tc>
+        <w:tc>
+          <w:tcPr>
+            <w:tcW w:w="0" w:type="auto"/>
+            <w:vAlign w:val="center"/>
+            <w:hideMark/>
+          </w:tcPr>
+          <w:p>
+            <w:r>
+              <w:t>Claire Gute</w:t>
+            </w:r>
+          </w:p>
+        </w:tc>
+        <w:tc>
+          <w:tcPr>
+            <w:tcW w:w="0" w:type="auto"/>
+            <w:vAlign w:val="center"/>
+            <w:hideMark/>
+          </w:tcPr>
+          <w:p>
+            <w:r>
+              <w:t>261.96</w:t>
+            </w:r>
+          </w:p>
+        </w:tc>
+      </w:tr>
+    </w:tbl>
+    <w:p>
+      <w:r>
+        <w:pict w14:anchorId="5CEFD9F2">
+          <v:rect id="_x0000_i1130" style="width:0;height:1.5pt" o:hralign="center" o:hrstd="t" o:hr="t" fillcolor="#a0a0a0" stroked="f"/>
+        </w:pict>
+      </w:r>
+    </w:p>
+    <w:p>
+      <w:pPr>
+        <w:rPr>
+          <w:b/>
+          <w:bCs/>
+        </w:rPr>
+      </w:pPr>
+      <w:r>
+        <w:rPr>
+          <w:b/>
+          <w:bCs/>
+        </w:rPr>
+        <w:t>STEP 6 — CHECK LATEST LOADED ROW</w:t>
+      </w:r>
+    </w:p>
+    <w:p>
+      <w:r>
+        <w:t>SELECT MAX(</w:t>
+      </w:r>
+      <w:proofErr w:type="spellStart"/>
+      <w:r>
+        <w:t>row_id</w:t>
+      </w:r>
+      <w:proofErr w:type="spellEnd"/>
+      <w:r>
+        <w:t xml:space="preserve">) FROM </w:t>
+      </w:r>
+      <w:proofErr w:type="spellStart"/>
+      <w:r>
+        <w:t>fact_sales</w:t>
+      </w:r>
+      <w:proofErr w:type="spellEnd"/>
+      <w:r>
+        <w:t>;</w:t>
+      </w:r>
+    </w:p>
+    <w:p>
+      <w:r>
+        <w:t>This tells:</w:t>
+      </w:r>
+    </w:p>
+    <w:p>
+      <w:pPr>
+        <w:numPr>
+          <w:ilvl w:val="0"/>
+          <w:numId w:val="9"/>
+        </w:numPr>
+      </w:pPr>
+      <w:r>
+        <w:t xml:space="preserve">latest incremental row loaded </w:t>
+      </w:r>
+    </w:p>
+    <w:p>
+      <w:pPr>
+        <w:numPr>
+          <w:ilvl w:val="0"/>
+          <w:numId w:val="9"/>
+        </w:numPr>
+      </w:pPr>
+      <w:r>
+        <w:t xml:space="preserve">incremental logic working or not </w:t>
+      </w:r>
+    </w:p>
+    <w:p>
+      <w:r>
+        <w:pict w14:anchorId="78890ABA">
+          <v:rect id="_x0000_i1131" style="width:0;height:1.5pt" o:hralign="center" o:hrstd="t" o:hr="t" fillcolor="#a0a0a0" stroked="f"/>
+        </w:pict>
+      </w:r>
+    </w:p>
+    <w:p>
+      <w:pPr>
+        <w:rPr>
+          <w:b/>
+          <w:bCs/>
+        </w:rPr>
+      </w:pPr>
+      <w:r>
+        <w:rPr>
+          <w:b/>
+          <w:bCs/>
+        </w:rPr>
+        <w:t>STEP 7 — CHECK ETL CONTROL TABLE</w:t>
+      </w:r>
+    </w:p>
+    <w:p>
+      <w:r>
+        <w:t>VERY IMPORTANT for production systems.</w:t>
+      </w:r>
+    </w:p>
+    <w:p>
+      <w:r>
+        <w:t xml:space="preserve">SELECT * FROM </w:t>
+      </w:r>
+      <w:proofErr w:type="spellStart"/>
+      <w:r>
+        <w:t>etl_control</w:t>
+      </w:r>
+      <w:proofErr w:type="spellEnd"/>
+      <w:r>
+        <w:t>;</w:t>
+      </w:r>
+    </w:p>
+    <w:p>
+      <w:r>
+        <w:t>You should see:</w:t>
+      </w:r>
+    </w:p>
+    <w:tbl>
+      <w:tblPr>
+        <w:tblW w:w="0" w:type="auto"/>
+        <w:tblCellSpacing w:w="15" w:type="dxa"/>
+        <w:tblCellMar>
+          <w:top w:w="15" w:type="dxa"/>
+          <w:left w:w="15" w:type="dxa"/>
+          <w:bottom w:w="15" w:type="dxa"/>
+          <w:right w:w="15" w:type="dxa"/>
+        </w:tblCellMar>
+        <w:tblLook w:val="04A0" w:firstRow="1" w:lastRow="0" w:firstColumn="1" w:lastColumn="0" w:noHBand="0" w:noVBand="1"/>
+      </w:tblPr>
+      <w:tblGrid>
+        <w:gridCol w:w="263"/>
+        <w:gridCol w:w="2035"/>
+        <w:gridCol w:w="1196"/>
+      </w:tblGrid>
+      <w:tr>
+        <w:trPr>
+          <w:tblHeader/>
+          <w:tblCellSpacing w:w="15" w:type="dxa"/>
+        </w:trPr>
+        <w:tc>
+          <w:tcPr>
+            <w:tcW w:w="0" w:type="auto"/>
+            <w:vAlign w:val="center"/>
+            <w:hideMark/>
+          </w:tcPr>
+          <w:p>
+            <w:pPr>
+              <w:rPr>
+                <w:b/>
+                <w:bCs/>
+              </w:rPr>
+            </w:pPr>
+            <w:r>
+              <w:rPr>
+                <w:b/>
+                <w:bCs/>
+              </w:rPr>
+              <w:t>id</w:t>
+            </w:r>
+          </w:p>
+        </w:tc>
+        <w:tc>
+          <w:tcPr>
+            <w:tcW w:w="0" w:type="auto"/>
+            <w:vAlign w:val="center"/>
+            <w:hideMark/>
+          </w:tcPr>
+          <w:p>
+            <w:pPr>
+              <w:rPr>
+                <w:b/>
+                <w:bCs/>
+              </w:rPr>
+            </w:pPr>
+            <w:proofErr w:type="spellStart"/>
+            <w:r>
+              <w:rPr>
+                <w:b/>
+                <w:bCs/>
+              </w:rPr>
+              <w:t>last_loaded_row_id</w:t>
+            </w:r>
+            <w:proofErr w:type="spellEnd"/>
+          </w:p>
+        </w:tc>
+        <w:tc>
+          <w:tcPr>
+            <w:tcW w:w="0" w:type="auto"/>
+            <w:vAlign w:val="center"/>
+            <w:hideMark/>
+          </w:tcPr>
+          <w:p>
+            <w:pPr>
+              <w:rPr>
+                <w:b/>
+                <w:bCs/>
+              </w:rPr>
+            </w:pPr>
+            <w:proofErr w:type="spellStart"/>
+            <w:r>
+              <w:rPr>
+                <w:b/>
+                <w:bCs/>
+              </w:rPr>
+              <w:t>last_run</w:t>
+            </w:r>
+            <w:proofErr w:type="spellEnd"/>
+          </w:p>
+        </w:tc>
+      </w:tr>
+      <w:tr>
+        <w:trPr>
+          <w:tblCellSpacing w:w="15" w:type="dxa"/>
+        </w:trPr>
+        <w:tc>
+          <w:tcPr>
+            <w:tcW w:w="0" w:type="auto"/>
+            <w:vAlign w:val="center"/>
+            <w:hideMark/>
+          </w:tcPr>
+          <w:p>
+            <w:r>
+              <w:t>1</w:t>
+            </w:r>
+          </w:p>
+        </w:tc>
+        <w:tc>
+          <w:tcPr>
+            <w:tcW w:w="0" w:type="auto"/>
+            <w:vAlign w:val="center"/>
+            <w:hideMark/>
+          </w:tcPr>
+          <w:p>
+            <w:r>
+              <w:t>9994</w:t>
+            </w:r>
+          </w:p>
+        </w:tc>
+        <w:tc>
+          <w:tcPr>
+            <w:tcW w:w="0" w:type="auto"/>
+            <w:vAlign w:val="center"/>
+            <w:hideMark/>
+          </w:tcPr>
+          <w:p>
+            <w:r>
+              <w:t>2026-05-23</w:t>
+            </w:r>
+          </w:p>
+        </w:tc>
+      </w:tr>
+    </w:tbl>
+    <w:p>
+      <w:r>
+        <w:t>This proves:</w:t>
       </w:r>
       <w:r>
         <w:br/>
@@ -4358,10 +5344,86 @@
         <w:t>✅</w:t>
       </w:r>
       <w:r>
-        <w:t xml:space="preserve"> incremental loading</w:t>
+        <w:t xml:space="preserve"> incremental loading works</w:t>
+      </w:r>
+    </w:p>
+    <w:p>
+      <w:r>
+        <w:pict w14:anchorId="3C6D7E67">
+          <v:rect id="_x0000_i1132" style="width:0;height:1.5pt" o:hralign="center" o:hrstd="t" o:hr="t" fillcolor="#a0a0a0" stroked="f"/>
+        </w:pict>
+      </w:r>
+    </w:p>
+    <w:p>
+      <w:pPr>
+        <w:rPr>
+          <w:b/>
+          <w:bCs/>
+        </w:rPr>
+      </w:pPr>
+      <w:r>
+        <w:rPr>
+          <w:b/>
+          <w:bCs/>
+        </w:rPr>
+        <w:lastRenderedPageBreak/>
+        <w:t>STEP 8 — CHECK DUPLICATES</w:t>
+      </w:r>
+    </w:p>
+    <w:p>
+      <w:r>
+        <w:t>TOP 1% engineers ALWAYS validate duplicates.</w:t>
+      </w:r>
+    </w:p>
+    <w:p>
+      <w:r>
+        <w:t>SELECT</w:t>
       </w:r>
       <w:r>
         <w:br/>
+        <w:t xml:space="preserve">    </w:t>
+      </w:r>
+      <w:proofErr w:type="spellStart"/>
+      <w:r>
+        <w:t>row_id</w:t>
+      </w:r>
+      <w:proofErr w:type="spellEnd"/>
+      <w:r>
+        <w:t>,</w:t>
+      </w:r>
+      <w:r>
+        <w:br/>
+        <w:t xml:space="preserve">    COUNT(*)</w:t>
+      </w:r>
+      <w:r>
+        <w:br/>
+        <w:t xml:space="preserve">FROM </w:t>
+      </w:r>
+      <w:proofErr w:type="spellStart"/>
+      <w:r>
+        <w:t>fact_sales</w:t>
+      </w:r>
+      <w:proofErr w:type="spellEnd"/>
+      <w:r>
+        <w:br/>
+        <w:t xml:space="preserve">GROUP BY </w:t>
+      </w:r>
+      <w:proofErr w:type="spellStart"/>
+      <w:r>
+        <w:t>row_id</w:t>
+      </w:r>
+      <w:proofErr w:type="spellEnd"/>
+      <w:r>
+        <w:br/>
+        <w:t>HAVING COUNT(*) &gt; 1;</w:t>
+      </w:r>
+    </w:p>
+    <w:p>
+      <w:r>
+        <w:t>If no rows returned:</w:t>
+      </w:r>
+      <w:r>
+        <w:br/>
       </w:r>
       <w:r>
         <w:rPr>
@@ -4370,11 +5432,366 @@
         <w:t>✅</w:t>
       </w:r>
       <w:r>
-        <w:t xml:space="preserve"> audit tracking</w:t>
+        <w:t xml:space="preserve"> no duplicates</w:t>
+      </w:r>
+    </w:p>
+    <w:p>
+      <w:r>
+        <w:pict w14:anchorId="4F970092">
+          <v:rect id="_x0000_i1133" style="width:0;height:1.5pt" o:hralign="center" o:hrstd="t" o:hr="t" fillcolor="#a0a0a0" stroked="f"/>
+        </w:pict>
+      </w:r>
+    </w:p>
+    <w:p>
+      <w:pPr>
+        <w:rPr>
+          <w:b/>
+          <w:bCs/>
+        </w:rPr>
+      </w:pPr>
+      <w:r>
+        <w:rPr>
+          <w:b/>
+          <w:bCs/>
+        </w:rPr>
+        <w:t>STEP 9 — CHECK NULLS</w:t>
+      </w:r>
+    </w:p>
+    <w:p>
+      <w:r>
+        <w:t>SELECT</w:t>
       </w:r>
       <w:r>
         <w:br/>
-      </w:r>
+        <w:t xml:space="preserve">    COUNT(*) AS </w:t>
+      </w:r>
+      <w:proofErr w:type="spellStart"/>
+      <w:r>
+        <w:t>null_dates</w:t>
+      </w:r>
+      <w:proofErr w:type="spellEnd"/>
+      <w:r>
+        <w:br/>
+        <w:t xml:space="preserve">FROM </w:t>
+      </w:r>
+      <w:proofErr w:type="spellStart"/>
+      <w:r>
+        <w:t>fact_sales</w:t>
+      </w:r>
+      <w:proofErr w:type="spellEnd"/>
+      <w:r>
+        <w:br/>
+        <w:t xml:space="preserve">WHERE </w:t>
+      </w:r>
+      <w:proofErr w:type="spellStart"/>
+      <w:r>
+        <w:t>order_date</w:t>
+      </w:r>
+      <w:proofErr w:type="spellEnd"/>
+      <w:r>
+        <w:t xml:space="preserve"> IS NULL;</w:t>
+      </w:r>
+    </w:p>
+    <w:p>
+      <w:r>
+        <w:t>This helps identify:</w:t>
+      </w:r>
+    </w:p>
+    <w:p>
+      <w:pPr>
+        <w:numPr>
+          <w:ilvl w:val="0"/>
+          <w:numId w:val="10"/>
+        </w:numPr>
+      </w:pPr>
+      <w:r>
+        <w:t xml:space="preserve">dirty data </w:t>
+      </w:r>
+    </w:p>
+    <w:p>
+      <w:pPr>
+        <w:numPr>
+          <w:ilvl w:val="0"/>
+          <w:numId w:val="10"/>
+        </w:numPr>
+      </w:pPr>
+      <w:r>
+        <w:t xml:space="preserve">parsing issues </w:t>
+      </w:r>
+    </w:p>
+    <w:p>
+      <w:r>
+        <w:pict w14:anchorId="6EFDC1FE">
+          <v:rect id="_x0000_i1134" style="width:0;height:1.5pt" o:hralign="center" o:hrstd="t" o:hr="t" fillcolor="#a0a0a0" stroked="f"/>
+        </w:pict>
+      </w:r>
+    </w:p>
+    <w:p>
+      <w:pPr>
+        <w:rPr>
+          <w:b/>
+          <w:bCs/>
+        </w:rPr>
+      </w:pPr>
+      <w:r>
+        <w:rPr>
+          <w:b/>
+          <w:bCs/>
+        </w:rPr>
+        <w:t>STEP 10 — CHECK LOG FILE</w:t>
+      </w:r>
+    </w:p>
+    <w:p>
+      <w:r>
+        <w:t>Go to:</w:t>
+      </w:r>
+    </w:p>
+    <w:p>
+      <w:r>
+        <w:t>logs/etl.log</w:t>
+      </w:r>
+    </w:p>
+    <w:p>
+      <w:r>
+        <w:t>Open it.</w:t>
+      </w:r>
+    </w:p>
+    <w:p>
+      <w:r>
+        <w:t>You should see:</w:t>
+      </w:r>
+    </w:p>
+    <w:p>
+      <w:r>
+        <w:t>Pipeline Started</w:t>
+      </w:r>
+      <w:r>
+        <w:br/>
+        <w:t>Files Found: 1</w:t>
+      </w:r>
+      <w:r>
+        <w:br/>
+        <w:t>Processing sales.csv</w:t>
+      </w:r>
+      <w:r>
+        <w:br/>
+        <w:t>ETL Control Updated</w:t>
+      </w:r>
+      <w:r>
+        <w:br/>
+        <w:t>sales.csv archived</w:t>
+      </w:r>
+    </w:p>
+    <w:p>
+      <w:r>
+        <w:t>This is your ETL audit trail.</w:t>
+      </w:r>
+    </w:p>
+    <w:p>
+      <w:r>
+        <w:pict w14:anchorId="18082F20">
+          <v:rect id="_x0000_i1135" style="width:0;height:1.5pt" o:hralign="center" o:hrstd="t" o:hr="t" fillcolor="#a0a0a0" stroked="f"/>
+        </w:pict>
+      </w:r>
+    </w:p>
+    <w:p>
+      <w:pPr>
+        <w:rPr>
+          <w:b/>
+          <w:bCs/>
+        </w:rPr>
+      </w:pPr>
+      <w:r>
+        <w:rPr>
+          <w:b/>
+          <w:bCs/>
+        </w:rPr>
+        <w:lastRenderedPageBreak/>
+        <w:t>TOP 1% VALIDATION QUERIES</w:t>
+      </w:r>
+    </w:p>
+    <w:p>
+      <w:pPr>
+        <w:rPr>
+          <w:b/>
+          <w:bCs/>
+        </w:rPr>
+      </w:pPr>
+      <w:r>
+        <w:rPr>
+          <w:b/>
+          <w:bCs/>
+        </w:rPr>
+        <w:t>Revenue Validation</w:t>
+      </w:r>
+    </w:p>
+    <w:p>
+      <w:r>
+        <w:t xml:space="preserve">SELECT ROUND(SUM(sales),2) AS </w:t>
+      </w:r>
+      <w:proofErr w:type="spellStart"/>
+      <w:r>
+        <w:t>total_sales</w:t>
+      </w:r>
+      <w:proofErr w:type="spellEnd"/>
+      <w:r>
+        <w:br/>
+        <w:t xml:space="preserve">FROM </w:t>
+      </w:r>
+      <w:proofErr w:type="spellStart"/>
+      <w:r>
+        <w:t>fact_sales</w:t>
+      </w:r>
+      <w:proofErr w:type="spellEnd"/>
+      <w:r>
+        <w:t>;</w:t>
+      </w:r>
+    </w:p>
+    <w:p>
+      <w:r>
+        <w:pict w14:anchorId="0D04B03A">
+          <v:rect id="_x0000_i1136" style="width:0;height:1.5pt" o:hralign="center" o:hrstd="t" o:hr="t" fillcolor="#a0a0a0" stroked="f"/>
+        </w:pict>
+      </w:r>
+    </w:p>
+    <w:p>
+      <w:pPr>
+        <w:rPr>
+          <w:b/>
+          <w:bCs/>
+        </w:rPr>
+      </w:pPr>
+      <w:r>
+        <w:rPr>
+          <w:b/>
+          <w:bCs/>
+        </w:rPr>
+        <w:t>Sales by Region</w:t>
+      </w:r>
+    </w:p>
+    <w:p>
+      <w:r>
+        <w:t>SELECT</w:t>
+      </w:r>
+      <w:r>
+        <w:br/>
+        <w:t xml:space="preserve">    region,</w:t>
+      </w:r>
+      <w:r>
+        <w:br/>
+        <w:t xml:space="preserve">    ROUND(SUM(sales),2) AS revenue</w:t>
+      </w:r>
+      <w:r>
+        <w:br/>
+        <w:t xml:space="preserve">FROM </w:t>
+      </w:r>
+      <w:proofErr w:type="spellStart"/>
+      <w:r>
+        <w:t>fact_sales</w:t>
+      </w:r>
+      <w:proofErr w:type="spellEnd"/>
+      <w:r>
+        <w:br/>
+        <w:t>GROUP BY region;</w:t>
+      </w:r>
+    </w:p>
+    <w:p>
+      <w:r>
+        <w:pict w14:anchorId="07E94D22">
+          <v:rect id="_x0000_i1137" style="width:0;height:1.5pt" o:hralign="center" o:hrstd="t" o:hr="t" fillcolor="#a0a0a0" stroked="f"/>
+        </w:pict>
+      </w:r>
+    </w:p>
+    <w:p>
+      <w:pPr>
+        <w:rPr>
+          <w:b/>
+          <w:bCs/>
+        </w:rPr>
+      </w:pPr>
+      <w:r>
+        <w:rPr>
+          <w:b/>
+          <w:bCs/>
+        </w:rPr>
+        <w:t>Top Customers</w:t>
+      </w:r>
+    </w:p>
+    <w:p>
+      <w:r>
+        <w:t>SELECT</w:t>
+      </w:r>
+      <w:r>
+        <w:br/>
+        <w:t xml:space="preserve">    </w:t>
+      </w:r>
+      <w:proofErr w:type="spellStart"/>
+      <w:r>
+        <w:t>customer_name</w:t>
+      </w:r>
+      <w:proofErr w:type="spellEnd"/>
+      <w:r>
+        <w:t>,</w:t>
+      </w:r>
+      <w:r>
+        <w:br/>
+        <w:t xml:space="preserve">    ROUND(SUM(sales),2) AS revenue</w:t>
+      </w:r>
+      <w:r>
+        <w:br/>
+        <w:t xml:space="preserve">FROM </w:t>
+      </w:r>
+      <w:proofErr w:type="spellStart"/>
+      <w:r>
+        <w:t>fact_sales</w:t>
+      </w:r>
+      <w:proofErr w:type="spellEnd"/>
+      <w:r>
+        <w:br/>
+        <w:t xml:space="preserve">GROUP BY </w:t>
+      </w:r>
+      <w:proofErr w:type="spellStart"/>
+      <w:r>
+        <w:t>customer_name</w:t>
+      </w:r>
+      <w:proofErr w:type="spellEnd"/>
+      <w:r>
+        <w:br/>
+        <w:t>ORDER BY revenue DESC</w:t>
+      </w:r>
+      <w:r>
+        <w:br/>
+        <w:t>LIMIT 10;</w:t>
+      </w:r>
+    </w:p>
+    <w:p>
+      <w:r>
+        <w:pict w14:anchorId="1C40BD56">
+          <v:rect id="_x0000_i1138" style="width:0;height:1.5pt" o:hralign="center" o:hrstd="t" o:hr="t" fillcolor="#a0a0a0" stroked="f"/>
+        </w:pict>
+      </w:r>
+    </w:p>
+    <w:p>
+      <w:pPr>
+        <w:rPr>
+          <w:b/>
+          <w:bCs/>
+        </w:rPr>
+      </w:pPr>
+      <w:r>
+        <w:rPr>
+          <w:b/>
+          <w:bCs/>
+        </w:rPr>
+        <w:t>BIG PICTURE</w:t>
+      </w:r>
+    </w:p>
+    <w:p>
+      <w:r>
+        <w:t>If these work:</w:t>
+      </w:r>
+    </w:p>
+    <w:p>
       <w:r>
         <w:rPr>
           <w:rFonts w:ascii="Segoe UI Emoji" w:hAnsi="Segoe UI Emoji" w:cs="Segoe UI Emoji"/>
@@ -4382,7 +5799,7 @@
         <w:t>✅</w:t>
       </w:r>
       <w:r>
-        <w:t xml:space="preserve"> error handling</w:t>
+        <w:t xml:space="preserve"> ETL works</w:t>
       </w:r>
       <w:r>
         <w:br/>
@@ -4394,7 +5811,7 @@
         <w:t>✅</w:t>
       </w:r>
       <w:r>
-        <w:t xml:space="preserve"> archival strategy</w:t>
+        <w:t xml:space="preserve"> Incremental loading works</w:t>
       </w:r>
       <w:r>
         <w:br/>
@@ -4406,7 +5823,7 @@
         <w:t>✅</w:t>
       </w:r>
       <w:r>
-        <w:t xml:space="preserve"> production ETL</w:t>
+        <w:t xml:space="preserve"> Warehouse table works</w:t>
       </w:r>
       <w:r>
         <w:br/>
@@ -4415,11 +5832,10 @@
         <w:rPr>
           <w:rFonts w:ascii="Segoe UI Emoji" w:hAnsi="Segoe UI Emoji" w:cs="Segoe UI Emoji"/>
         </w:rPr>
-        <w:lastRenderedPageBreak/>
         <w:t>✅</w:t>
       </w:r>
       <w:r>
-        <w:t xml:space="preserve"> warehouse architecture</w:t>
+        <w:t xml:space="preserve"> MySQL connection works</w:t>
       </w:r>
       <w:r>
         <w:br/>
@@ -4431,12 +5847,44 @@
         <w:t>✅</w:t>
       </w:r>
       <w:r>
-        <w:t xml:space="preserve"> Power BI integration</w:t>
-      </w:r>
-    </w:p>
-    <w:p>
-      <w:r>
-        <w:t>This is NOT beginner anymore.</w:t>
+        <w:t xml:space="preserve"> Data quality checks work</w:t>
+      </w:r>
+      <w:r>
+        <w:br/>
+      </w:r>
+      <w:r>
+        <w:rPr>
+          <w:rFonts w:ascii="Segoe UI Emoji" w:hAnsi="Segoe UI Emoji" w:cs="Segoe UI Emoji"/>
+        </w:rPr>
+        <w:t>✅</w:t>
+      </w:r>
+      <w:r>
+        <w:t xml:space="preserve"> Logging works</w:t>
+      </w:r>
+    </w:p>
+    <w:p>
+      <w:r>
+        <w:t>This is now becoming:</w:t>
+      </w:r>
+    </w:p>
+    <w:p>
+      <w:pPr>
+        <w:rPr>
+          <w:b/>
+          <w:bCs/>
+        </w:rPr>
+      </w:pPr>
+      <w:r>
+        <w:rPr>
+          <w:b/>
+          <w:bCs/>
+        </w:rPr>
+        <w:t>A REAL DATA ENGINEERING PROJECT</w:t>
+      </w:r>
+    </w:p>
+    <w:p>
+      <w:r>
+        <w:t>—not just a Python script.</w:t>
       </w:r>
     </w:p>
     <w:p/>
@@ -5348,6 +6796,155 @@
     </w:lvl>
   </w:abstractNum>
   <w:abstractNum w:abstractNumId="6" w15:restartNumberingAfterBreak="0">
+    <w:nsid w:val="40C87198"/>
+    <w:multiLevelType w:val="multilevel"/>
+    <w:tmpl w:val="29FABE14"/>
+    <w:lvl w:ilvl="0">
+      <w:start w:val="1"/>
+      <w:numFmt w:val="bullet"/>
+      <w:lvlText w:val=""/>
+      <w:lvlJc w:val="left"/>
+      <w:pPr>
+        <w:tabs>
+          <w:tab w:val="num" w:pos="720"/>
+        </w:tabs>
+        <w:ind w:left="720" w:hanging="360"/>
+      </w:pPr>
+      <w:rPr>
+        <w:rFonts w:ascii="Symbol" w:hAnsi="Symbol" w:hint="default"/>
+        <w:sz w:val="20"/>
+      </w:rPr>
+    </w:lvl>
+    <w:lvl w:ilvl="1" w:tentative="1">
+      <w:start w:val="1"/>
+      <w:numFmt w:val="bullet"/>
+      <w:lvlText w:val="o"/>
+      <w:lvlJc w:val="left"/>
+      <w:pPr>
+        <w:tabs>
+          <w:tab w:val="num" w:pos="1440"/>
+        </w:tabs>
+        <w:ind w:left="1440" w:hanging="360"/>
+      </w:pPr>
+      <w:rPr>
+        <w:rFonts w:ascii="Courier New" w:hAnsi="Courier New" w:hint="default"/>
+        <w:sz w:val="20"/>
+      </w:rPr>
+    </w:lvl>
+    <w:lvl w:ilvl="2" w:tentative="1">
+      <w:start w:val="1"/>
+      <w:numFmt w:val="bullet"/>
+      <w:lvlText w:val=""/>
+      <w:lvlJc w:val="left"/>
+      <w:pPr>
+        <w:tabs>
+          <w:tab w:val="num" w:pos="2160"/>
+        </w:tabs>
+        <w:ind w:left="2160" w:hanging="360"/>
+      </w:pPr>
+      <w:rPr>
+        <w:rFonts w:ascii="Wingdings" w:hAnsi="Wingdings" w:hint="default"/>
+        <w:sz w:val="20"/>
+      </w:rPr>
+    </w:lvl>
+    <w:lvl w:ilvl="3" w:tentative="1">
+      <w:start w:val="1"/>
+      <w:numFmt w:val="bullet"/>
+      <w:lvlText w:val=""/>
+      <w:lvlJc w:val="left"/>
+      <w:pPr>
+        <w:tabs>
+          <w:tab w:val="num" w:pos="2880"/>
+        </w:tabs>
+        <w:ind w:left="2880" w:hanging="360"/>
+      </w:pPr>
+      <w:rPr>
+        <w:rFonts w:ascii="Wingdings" w:hAnsi="Wingdings" w:hint="default"/>
+        <w:sz w:val="20"/>
+      </w:rPr>
+    </w:lvl>
+    <w:lvl w:ilvl="4" w:tentative="1">
+      <w:start w:val="1"/>
+      <w:numFmt w:val="bullet"/>
+      <w:lvlText w:val=""/>
+      <w:lvlJc w:val="left"/>
+      <w:pPr>
+        <w:tabs>
+          <w:tab w:val="num" w:pos="3600"/>
+        </w:tabs>
+        <w:ind w:left="3600" w:hanging="360"/>
+      </w:pPr>
+      <w:rPr>
+        <w:rFonts w:ascii="Wingdings" w:hAnsi="Wingdings" w:hint="default"/>
+        <w:sz w:val="20"/>
+      </w:rPr>
+    </w:lvl>
+    <w:lvl w:ilvl="5" w:tentative="1">
+      <w:start w:val="1"/>
+      <w:numFmt w:val="bullet"/>
+      <w:lvlText w:val=""/>
+      <w:lvlJc w:val="left"/>
+      <w:pPr>
+        <w:tabs>
+          <w:tab w:val="num" w:pos="4320"/>
+        </w:tabs>
+        <w:ind w:left="4320" w:hanging="360"/>
+      </w:pPr>
+      <w:rPr>
+        <w:rFonts w:ascii="Wingdings" w:hAnsi="Wingdings" w:hint="default"/>
+        <w:sz w:val="20"/>
+      </w:rPr>
+    </w:lvl>
+    <w:lvl w:ilvl="6" w:tentative="1">
+      <w:start w:val="1"/>
+      <w:numFmt w:val="bullet"/>
+      <w:lvlText w:val=""/>
+      <w:lvlJc w:val="left"/>
+      <w:pPr>
+        <w:tabs>
+          <w:tab w:val="num" w:pos="5040"/>
+        </w:tabs>
+        <w:ind w:left="5040" w:hanging="360"/>
+      </w:pPr>
+      <w:rPr>
+        <w:rFonts w:ascii="Wingdings" w:hAnsi="Wingdings" w:hint="default"/>
+        <w:sz w:val="20"/>
+      </w:rPr>
+    </w:lvl>
+    <w:lvl w:ilvl="7" w:tentative="1">
+      <w:start w:val="1"/>
+      <w:numFmt w:val="bullet"/>
+      <w:lvlText w:val=""/>
+      <w:lvlJc w:val="left"/>
+      <w:pPr>
+        <w:tabs>
+          <w:tab w:val="num" w:pos="5760"/>
+        </w:tabs>
+        <w:ind w:left="5760" w:hanging="360"/>
+      </w:pPr>
+      <w:rPr>
+        <w:rFonts w:ascii="Wingdings" w:hAnsi="Wingdings" w:hint="default"/>
+        <w:sz w:val="20"/>
+      </w:rPr>
+    </w:lvl>
+    <w:lvl w:ilvl="8" w:tentative="1">
+      <w:start w:val="1"/>
+      <w:numFmt w:val="bullet"/>
+      <w:lvlText w:val=""/>
+      <w:lvlJc w:val="left"/>
+      <w:pPr>
+        <w:tabs>
+          <w:tab w:val="num" w:pos="6480"/>
+        </w:tabs>
+        <w:ind w:left="6480" w:hanging="360"/>
+      </w:pPr>
+      <w:rPr>
+        <w:rFonts w:ascii="Wingdings" w:hAnsi="Wingdings" w:hint="default"/>
+        <w:sz w:val="20"/>
+      </w:rPr>
+    </w:lvl>
+  </w:abstractNum>
+  <w:abstractNum w:abstractNumId="7" w15:restartNumberingAfterBreak="0">
     <w:nsid w:val="4E1A060F"/>
     <w:multiLevelType w:val="multilevel"/>
     <w:tmpl w:val="47B8C6CC"/>
@@ -5496,7 +7093,454 @@
       </w:rPr>
     </w:lvl>
   </w:abstractNum>
-  <w:abstractNum w:abstractNumId="7" w15:restartNumberingAfterBreak="0">
+  <w:abstractNum w:abstractNumId="8" w15:restartNumberingAfterBreak="0">
+    <w:nsid w:val="5D664EB6"/>
+    <w:multiLevelType w:val="multilevel"/>
+    <w:tmpl w:val="B48CEEC4"/>
+    <w:lvl w:ilvl="0">
+      <w:start w:val="1"/>
+      <w:numFmt w:val="bullet"/>
+      <w:lvlText w:val=""/>
+      <w:lvlJc w:val="left"/>
+      <w:pPr>
+        <w:tabs>
+          <w:tab w:val="num" w:pos="720"/>
+        </w:tabs>
+        <w:ind w:left="720" w:hanging="360"/>
+      </w:pPr>
+      <w:rPr>
+        <w:rFonts w:ascii="Symbol" w:hAnsi="Symbol" w:hint="default"/>
+        <w:sz w:val="20"/>
+      </w:rPr>
+    </w:lvl>
+    <w:lvl w:ilvl="1" w:tentative="1">
+      <w:start w:val="1"/>
+      <w:numFmt w:val="bullet"/>
+      <w:lvlText w:val="o"/>
+      <w:lvlJc w:val="left"/>
+      <w:pPr>
+        <w:tabs>
+          <w:tab w:val="num" w:pos="1440"/>
+        </w:tabs>
+        <w:ind w:left="1440" w:hanging="360"/>
+      </w:pPr>
+      <w:rPr>
+        <w:rFonts w:ascii="Courier New" w:hAnsi="Courier New" w:hint="default"/>
+        <w:sz w:val="20"/>
+      </w:rPr>
+    </w:lvl>
+    <w:lvl w:ilvl="2" w:tentative="1">
+      <w:start w:val="1"/>
+      <w:numFmt w:val="bullet"/>
+      <w:lvlText w:val=""/>
+      <w:lvlJc w:val="left"/>
+      <w:pPr>
+        <w:tabs>
+          <w:tab w:val="num" w:pos="2160"/>
+        </w:tabs>
+        <w:ind w:left="2160" w:hanging="360"/>
+      </w:pPr>
+      <w:rPr>
+        <w:rFonts w:ascii="Wingdings" w:hAnsi="Wingdings" w:hint="default"/>
+        <w:sz w:val="20"/>
+      </w:rPr>
+    </w:lvl>
+    <w:lvl w:ilvl="3" w:tentative="1">
+      <w:start w:val="1"/>
+      <w:numFmt w:val="bullet"/>
+      <w:lvlText w:val=""/>
+      <w:lvlJc w:val="left"/>
+      <w:pPr>
+        <w:tabs>
+          <w:tab w:val="num" w:pos="2880"/>
+        </w:tabs>
+        <w:ind w:left="2880" w:hanging="360"/>
+      </w:pPr>
+      <w:rPr>
+        <w:rFonts w:ascii="Wingdings" w:hAnsi="Wingdings" w:hint="default"/>
+        <w:sz w:val="20"/>
+      </w:rPr>
+    </w:lvl>
+    <w:lvl w:ilvl="4" w:tentative="1">
+      <w:start w:val="1"/>
+      <w:numFmt w:val="bullet"/>
+      <w:lvlText w:val=""/>
+      <w:lvlJc w:val="left"/>
+      <w:pPr>
+        <w:tabs>
+          <w:tab w:val="num" w:pos="3600"/>
+        </w:tabs>
+        <w:ind w:left="3600" w:hanging="360"/>
+      </w:pPr>
+      <w:rPr>
+        <w:rFonts w:ascii="Wingdings" w:hAnsi="Wingdings" w:hint="default"/>
+        <w:sz w:val="20"/>
+      </w:rPr>
+    </w:lvl>
+    <w:lvl w:ilvl="5" w:tentative="1">
+      <w:start w:val="1"/>
+      <w:numFmt w:val="bullet"/>
+      <w:lvlText w:val=""/>
+      <w:lvlJc w:val="left"/>
+      <w:pPr>
+        <w:tabs>
+          <w:tab w:val="num" w:pos="4320"/>
+        </w:tabs>
+        <w:ind w:left="4320" w:hanging="360"/>
+      </w:pPr>
+      <w:rPr>
+        <w:rFonts w:ascii="Wingdings" w:hAnsi="Wingdings" w:hint="default"/>
+        <w:sz w:val="20"/>
+      </w:rPr>
+    </w:lvl>
+    <w:lvl w:ilvl="6" w:tentative="1">
+      <w:start w:val="1"/>
+      <w:numFmt w:val="bullet"/>
+      <w:lvlText w:val=""/>
+      <w:lvlJc w:val="left"/>
+      <w:pPr>
+        <w:tabs>
+          <w:tab w:val="num" w:pos="5040"/>
+        </w:tabs>
+        <w:ind w:left="5040" w:hanging="360"/>
+      </w:pPr>
+      <w:rPr>
+        <w:rFonts w:ascii="Wingdings" w:hAnsi="Wingdings" w:hint="default"/>
+        <w:sz w:val="20"/>
+      </w:rPr>
+    </w:lvl>
+    <w:lvl w:ilvl="7" w:tentative="1">
+      <w:start w:val="1"/>
+      <w:numFmt w:val="bullet"/>
+      <w:lvlText w:val=""/>
+      <w:lvlJc w:val="left"/>
+      <w:pPr>
+        <w:tabs>
+          <w:tab w:val="num" w:pos="5760"/>
+        </w:tabs>
+        <w:ind w:left="5760" w:hanging="360"/>
+      </w:pPr>
+      <w:rPr>
+        <w:rFonts w:ascii="Wingdings" w:hAnsi="Wingdings" w:hint="default"/>
+        <w:sz w:val="20"/>
+      </w:rPr>
+    </w:lvl>
+    <w:lvl w:ilvl="8" w:tentative="1">
+      <w:start w:val="1"/>
+      <w:numFmt w:val="bullet"/>
+      <w:lvlText w:val=""/>
+      <w:lvlJc w:val="left"/>
+      <w:pPr>
+        <w:tabs>
+          <w:tab w:val="num" w:pos="6480"/>
+        </w:tabs>
+        <w:ind w:left="6480" w:hanging="360"/>
+      </w:pPr>
+      <w:rPr>
+        <w:rFonts w:ascii="Wingdings" w:hAnsi="Wingdings" w:hint="default"/>
+        <w:sz w:val="20"/>
+      </w:rPr>
+    </w:lvl>
+  </w:abstractNum>
+  <w:abstractNum w:abstractNumId="9" w15:restartNumberingAfterBreak="0">
+    <w:nsid w:val="64E026CD"/>
+    <w:multiLevelType w:val="multilevel"/>
+    <w:tmpl w:val="93DCD786"/>
+    <w:lvl w:ilvl="0">
+      <w:start w:val="1"/>
+      <w:numFmt w:val="bullet"/>
+      <w:lvlText w:val=""/>
+      <w:lvlJc w:val="left"/>
+      <w:pPr>
+        <w:tabs>
+          <w:tab w:val="num" w:pos="720"/>
+        </w:tabs>
+        <w:ind w:left="720" w:hanging="360"/>
+      </w:pPr>
+      <w:rPr>
+        <w:rFonts w:ascii="Symbol" w:hAnsi="Symbol" w:hint="default"/>
+        <w:sz w:val="20"/>
+      </w:rPr>
+    </w:lvl>
+    <w:lvl w:ilvl="1" w:tentative="1">
+      <w:start w:val="1"/>
+      <w:numFmt w:val="bullet"/>
+      <w:lvlText w:val="o"/>
+      <w:lvlJc w:val="left"/>
+      <w:pPr>
+        <w:tabs>
+          <w:tab w:val="num" w:pos="1440"/>
+        </w:tabs>
+        <w:ind w:left="1440" w:hanging="360"/>
+      </w:pPr>
+      <w:rPr>
+        <w:rFonts w:ascii="Courier New" w:hAnsi="Courier New" w:hint="default"/>
+        <w:sz w:val="20"/>
+      </w:rPr>
+    </w:lvl>
+    <w:lvl w:ilvl="2" w:tentative="1">
+      <w:start w:val="1"/>
+      <w:numFmt w:val="bullet"/>
+      <w:lvlText w:val=""/>
+      <w:lvlJc w:val="left"/>
+      <w:pPr>
+        <w:tabs>
+          <w:tab w:val="num" w:pos="2160"/>
+        </w:tabs>
+        <w:ind w:left="2160" w:hanging="360"/>
+      </w:pPr>
+      <w:rPr>
+        <w:rFonts w:ascii="Wingdings" w:hAnsi="Wingdings" w:hint="default"/>
+        <w:sz w:val="20"/>
+      </w:rPr>
+    </w:lvl>
+    <w:lvl w:ilvl="3" w:tentative="1">
+      <w:start w:val="1"/>
+      <w:numFmt w:val="bullet"/>
+      <w:lvlText w:val=""/>
+      <w:lvlJc w:val="left"/>
+      <w:pPr>
+        <w:tabs>
+          <w:tab w:val="num" w:pos="2880"/>
+        </w:tabs>
+        <w:ind w:left="2880" w:hanging="360"/>
+      </w:pPr>
+      <w:rPr>
+        <w:rFonts w:ascii="Wingdings" w:hAnsi="Wingdings" w:hint="default"/>
+        <w:sz w:val="20"/>
+      </w:rPr>
+    </w:lvl>
+    <w:lvl w:ilvl="4" w:tentative="1">
+      <w:start w:val="1"/>
+      <w:numFmt w:val="bullet"/>
+      <w:lvlText w:val=""/>
+      <w:lvlJc w:val="left"/>
+      <w:pPr>
+        <w:tabs>
+          <w:tab w:val="num" w:pos="3600"/>
+        </w:tabs>
+        <w:ind w:left="3600" w:hanging="360"/>
+      </w:pPr>
+      <w:rPr>
+        <w:rFonts w:ascii="Wingdings" w:hAnsi="Wingdings" w:hint="default"/>
+        <w:sz w:val="20"/>
+      </w:rPr>
+    </w:lvl>
+    <w:lvl w:ilvl="5" w:tentative="1">
+      <w:start w:val="1"/>
+      <w:numFmt w:val="bullet"/>
+      <w:lvlText w:val=""/>
+      <w:lvlJc w:val="left"/>
+      <w:pPr>
+        <w:tabs>
+          <w:tab w:val="num" w:pos="4320"/>
+        </w:tabs>
+        <w:ind w:left="4320" w:hanging="360"/>
+      </w:pPr>
+      <w:rPr>
+        <w:rFonts w:ascii="Wingdings" w:hAnsi="Wingdings" w:hint="default"/>
+        <w:sz w:val="20"/>
+      </w:rPr>
+    </w:lvl>
+    <w:lvl w:ilvl="6" w:tentative="1">
+      <w:start w:val="1"/>
+      <w:numFmt w:val="bullet"/>
+      <w:lvlText w:val=""/>
+      <w:lvlJc w:val="left"/>
+      <w:pPr>
+        <w:tabs>
+          <w:tab w:val="num" w:pos="5040"/>
+        </w:tabs>
+        <w:ind w:left="5040" w:hanging="360"/>
+      </w:pPr>
+      <w:rPr>
+        <w:rFonts w:ascii="Wingdings" w:hAnsi="Wingdings" w:hint="default"/>
+        <w:sz w:val="20"/>
+      </w:rPr>
+    </w:lvl>
+    <w:lvl w:ilvl="7" w:tentative="1">
+      <w:start w:val="1"/>
+      <w:numFmt w:val="bullet"/>
+      <w:lvlText w:val=""/>
+      <w:lvlJc w:val="left"/>
+      <w:pPr>
+        <w:tabs>
+          <w:tab w:val="num" w:pos="5760"/>
+        </w:tabs>
+        <w:ind w:left="5760" w:hanging="360"/>
+      </w:pPr>
+      <w:rPr>
+        <w:rFonts w:ascii="Wingdings" w:hAnsi="Wingdings" w:hint="default"/>
+        <w:sz w:val="20"/>
+      </w:rPr>
+    </w:lvl>
+    <w:lvl w:ilvl="8" w:tentative="1">
+      <w:start w:val="1"/>
+      <w:numFmt w:val="bullet"/>
+      <w:lvlText w:val=""/>
+      <w:lvlJc w:val="left"/>
+      <w:pPr>
+        <w:tabs>
+          <w:tab w:val="num" w:pos="6480"/>
+        </w:tabs>
+        <w:ind w:left="6480" w:hanging="360"/>
+      </w:pPr>
+      <w:rPr>
+        <w:rFonts w:ascii="Wingdings" w:hAnsi="Wingdings" w:hint="default"/>
+        <w:sz w:val="20"/>
+      </w:rPr>
+    </w:lvl>
+  </w:abstractNum>
+  <w:abstractNum w:abstractNumId="10" w15:restartNumberingAfterBreak="0">
+    <w:nsid w:val="71C9011B"/>
+    <w:multiLevelType w:val="multilevel"/>
+    <w:tmpl w:val="29A27DCE"/>
+    <w:lvl w:ilvl="0">
+      <w:start w:val="1"/>
+      <w:numFmt w:val="bullet"/>
+      <w:lvlText w:val=""/>
+      <w:lvlJc w:val="left"/>
+      <w:pPr>
+        <w:tabs>
+          <w:tab w:val="num" w:pos="720"/>
+        </w:tabs>
+        <w:ind w:left="720" w:hanging="360"/>
+      </w:pPr>
+      <w:rPr>
+        <w:rFonts w:ascii="Symbol" w:hAnsi="Symbol" w:hint="default"/>
+        <w:sz w:val="20"/>
+      </w:rPr>
+    </w:lvl>
+    <w:lvl w:ilvl="1" w:tentative="1">
+      <w:start w:val="1"/>
+      <w:numFmt w:val="bullet"/>
+      <w:lvlText w:val="o"/>
+      <w:lvlJc w:val="left"/>
+      <w:pPr>
+        <w:tabs>
+          <w:tab w:val="num" w:pos="1440"/>
+        </w:tabs>
+        <w:ind w:left="1440" w:hanging="360"/>
+      </w:pPr>
+      <w:rPr>
+        <w:rFonts w:ascii="Courier New" w:hAnsi="Courier New" w:hint="default"/>
+        <w:sz w:val="20"/>
+      </w:rPr>
+    </w:lvl>
+    <w:lvl w:ilvl="2" w:tentative="1">
+      <w:start w:val="1"/>
+      <w:numFmt w:val="bullet"/>
+      <w:lvlText w:val=""/>
+      <w:lvlJc w:val="left"/>
+      <w:pPr>
+        <w:tabs>
+          <w:tab w:val="num" w:pos="2160"/>
+        </w:tabs>
+        <w:ind w:left="2160" w:hanging="360"/>
+      </w:pPr>
+      <w:rPr>
+        <w:rFonts w:ascii="Wingdings" w:hAnsi="Wingdings" w:hint="default"/>
+        <w:sz w:val="20"/>
+      </w:rPr>
+    </w:lvl>
+    <w:lvl w:ilvl="3" w:tentative="1">
+      <w:start w:val="1"/>
+      <w:numFmt w:val="bullet"/>
+      <w:lvlText w:val=""/>
+      <w:lvlJc w:val="left"/>
+      <w:pPr>
+        <w:tabs>
+          <w:tab w:val="num" w:pos="2880"/>
+        </w:tabs>
+        <w:ind w:left="2880" w:hanging="360"/>
+      </w:pPr>
+      <w:rPr>
+        <w:rFonts w:ascii="Wingdings" w:hAnsi="Wingdings" w:hint="default"/>
+        <w:sz w:val="20"/>
+      </w:rPr>
+    </w:lvl>
+    <w:lvl w:ilvl="4" w:tentative="1">
+      <w:start w:val="1"/>
+      <w:numFmt w:val="bullet"/>
+      <w:lvlText w:val=""/>
+      <w:lvlJc w:val="left"/>
+      <w:pPr>
+        <w:tabs>
+          <w:tab w:val="num" w:pos="3600"/>
+        </w:tabs>
+        <w:ind w:left="3600" w:hanging="360"/>
+      </w:pPr>
+      <w:rPr>
+        <w:rFonts w:ascii="Wingdings" w:hAnsi="Wingdings" w:hint="default"/>
+        <w:sz w:val="20"/>
+      </w:rPr>
+    </w:lvl>
+    <w:lvl w:ilvl="5" w:tentative="1">
+      <w:start w:val="1"/>
+      <w:numFmt w:val="bullet"/>
+      <w:lvlText w:val=""/>
+      <w:lvlJc w:val="left"/>
+      <w:pPr>
+        <w:tabs>
+          <w:tab w:val="num" w:pos="4320"/>
+        </w:tabs>
+        <w:ind w:left="4320" w:hanging="360"/>
+      </w:pPr>
+      <w:rPr>
+        <w:rFonts w:ascii="Wingdings" w:hAnsi="Wingdings" w:hint="default"/>
+        <w:sz w:val="20"/>
+      </w:rPr>
+    </w:lvl>
+    <w:lvl w:ilvl="6" w:tentative="1">
+      <w:start w:val="1"/>
+      <w:numFmt w:val="bullet"/>
+      <w:lvlText w:val=""/>
+      <w:lvlJc w:val="left"/>
+      <w:pPr>
+        <w:tabs>
+          <w:tab w:val="num" w:pos="5040"/>
+        </w:tabs>
+        <w:ind w:left="5040" w:hanging="360"/>
+      </w:pPr>
+      <w:rPr>
+        <w:rFonts w:ascii="Wingdings" w:hAnsi="Wingdings" w:hint="default"/>
+        <w:sz w:val="20"/>
+      </w:rPr>
+    </w:lvl>
+    <w:lvl w:ilvl="7" w:tentative="1">
+      <w:start w:val="1"/>
+      <w:numFmt w:val="bullet"/>
+      <w:lvlText w:val=""/>
+      <w:lvlJc w:val="left"/>
+      <w:pPr>
+        <w:tabs>
+          <w:tab w:val="num" w:pos="5760"/>
+        </w:tabs>
+        <w:ind w:left="5760" w:hanging="360"/>
+      </w:pPr>
+      <w:rPr>
+        <w:rFonts w:ascii="Wingdings" w:hAnsi="Wingdings" w:hint="default"/>
+        <w:sz w:val="20"/>
+      </w:rPr>
+    </w:lvl>
+    <w:lvl w:ilvl="8" w:tentative="1">
+      <w:start w:val="1"/>
+      <w:numFmt w:val="bullet"/>
+      <w:lvlText w:val=""/>
+      <w:lvlJc w:val="left"/>
+      <w:pPr>
+        <w:tabs>
+          <w:tab w:val="num" w:pos="6480"/>
+        </w:tabs>
+        <w:ind w:left="6480" w:hanging="360"/>
+      </w:pPr>
+      <w:rPr>
+        <w:rFonts w:ascii="Wingdings" w:hAnsi="Wingdings" w:hint="default"/>
+        <w:sz w:val="20"/>
+      </w:rPr>
+    </w:lvl>
+  </w:abstractNum>
+  <w:abstractNum w:abstractNumId="11" w15:restartNumberingAfterBreak="0">
     <w:nsid w:val="79754793"/>
     <w:multiLevelType w:val="multilevel"/>
     <w:tmpl w:val="20DC0FF0"/>
@@ -5658,7 +7702,7 @@
     <w:abstractNumId w:val="5"/>
   </w:num>
   <w:num w:numId="5" w16cid:durableId="167837736">
-    <w:abstractNumId w:val="6"/>
+    <w:abstractNumId w:val="7"/>
   </w:num>
   <w:num w:numId="6" w16cid:durableId="263071686">
     <w:abstractNumId w:val="2"/>
@@ -5667,7 +7711,19 @@
     <w:abstractNumId w:val="1"/>
   </w:num>
   <w:num w:numId="8" w16cid:durableId="1388339309">
-    <w:abstractNumId w:val="7"/>
+    <w:abstractNumId w:val="11"/>
+  </w:num>
+  <w:num w:numId="9" w16cid:durableId="1661731902">
+    <w:abstractNumId w:val="10"/>
+  </w:num>
+  <w:num w:numId="10" w16cid:durableId="785124409">
+    <w:abstractNumId w:val="8"/>
+  </w:num>
+  <w:num w:numId="11" w16cid:durableId="1687949587">
+    <w:abstractNumId w:val="9"/>
+  </w:num>
+  <w:num w:numId="12" w16cid:durableId="1324120039">
+    <w:abstractNumId w:val="6"/>
   </w:num>
 </w:numbering>
 </file>
@@ -6072,6 +8128,7 @@
   <w:style w:type="paragraph" w:default="1" w:styleId="Normal">
     <w:name w:val="Normal"/>
     <w:qFormat/>
+    <w:rsid w:val="003268E8"/>
   </w:style>
   <w:style w:type="paragraph" w:styleId="Heading1">
     <w:name w:val="heading 1"/>
